--- a/FSD - Data Structures and Algorithms/FSD - Data Structures and Algorithms - Day 2 - 07-04-2026.docx
+++ b/FSD - Data Structures and Algorithms/FSD - Data Structures and Algorithms - Day 2 - 07-04-2026.docx
@@ -142,9 +142,17 @@
       </w:pPr>
       <w:r>
         <w:rPr>
-          <w:lang w:val="en-US"/>
-        </w:rPr>
-        <w:t xml:space="preserve">Data Structure : it a way of organizing, storing, and managing data efficiently so that it can be access and modified on demand in proper way. </w:t>
+          <w:b/>
+          <w:bCs/>
+          <w:lang w:val="en-US"/>
+        </w:rPr>
+        <w:t>Data Structure</w:t>
+      </w:r>
+      <w:r>
+        <w:rPr>
+          <w:lang w:val="en-US"/>
+        </w:rPr>
+        <w:t xml:space="preserve"> : it a way of organizing, storing, and managing data efficiently so that it can be access and modified on demand in proper way. </w:t>
       </w:r>
     </w:p>
     <w:p>
@@ -1285,46 +1293,253 @@
           <w:lang w:val="en-US"/>
         </w:rPr>
       </w:pPr>
-      <w:r>
-        <w:rPr>
+      <w:proofErr w:type="spellStart"/>
+      <w:r>
+        <w:rPr>
+          <w:b/>
+          <w:bCs/>
+          <w:lang w:val="en-US"/>
+        </w:rPr>
+        <w:t>WeakSet</w:t>
+      </w:r>
+      <w:proofErr w:type="spellEnd"/>
+      <w:r>
+        <w:rPr>
+          <w:b/>
+          <w:bCs/>
           <w:lang w:val="en-US"/>
         </w:rPr>
         <w:t xml:space="preserve"> </w:t>
       </w:r>
-    </w:p>
-    <w:p>
-      <w:pPr>
-        <w:pStyle w:val="ListParagraph"/>
-        <w:rPr>
-          <w:lang w:val="en-US"/>
-        </w:rPr>
-      </w:pPr>
-    </w:p>
-    <w:p>
-      <w:pPr>
-        <w:pStyle w:val="ListParagraph"/>
-        <w:numPr>
-          <w:ilvl w:val="0"/>
-          <w:numId w:val="6"/>
-        </w:numPr>
-        <w:rPr>
-          <w:lang w:val="en-US"/>
-        </w:rPr>
-      </w:pPr>
-      <w:r>
-        <w:rPr>
-          <w:lang w:val="en-US"/>
-        </w:rPr>
+      <w:r>
+        <w:rPr>
+          <w:lang w:val="en-US"/>
+        </w:rPr>
+        <w:t xml:space="preserve">: </w:t>
+      </w:r>
+      <w:proofErr w:type="spellStart"/>
+      <w:r>
+        <w:rPr>
+          <w:lang w:val="en-US"/>
+        </w:rPr>
+        <w:t>WeakSet</w:t>
+      </w:r>
+      <w:proofErr w:type="spellEnd"/>
+      <w:r>
+        <w:rPr>
+          <w:lang w:val="en-US"/>
+        </w:rPr>
+        <w:t xml:space="preserve"> is a type of set which hold only objects. Those object hold weakly. Once the object eligible for GC (garbage collector) the reference automatically removed from </w:t>
+      </w:r>
+      <w:proofErr w:type="spellStart"/>
+      <w:r>
+        <w:rPr>
+          <w:lang w:val="en-US"/>
+        </w:rPr>
+        <w:t>WeakSet</w:t>
+      </w:r>
+      <w:proofErr w:type="spellEnd"/>
+      <w:r>
+        <w:rPr>
+          <w:lang w:val="en-US"/>
+        </w:rPr>
+        <w:t xml:space="preserve">. </w:t>
+      </w:r>
+    </w:p>
+    <w:p>
+      <w:pPr>
+        <w:pStyle w:val="ListParagraph"/>
+        <w:rPr>
+          <w:lang w:val="en-US"/>
+        </w:rPr>
+      </w:pPr>
+      <w:proofErr w:type="spellStart"/>
+      <w:r>
+        <w:rPr>
+          <w:b/>
+          <w:bCs/>
+          <w:lang w:val="en-US"/>
+        </w:rPr>
+        <w:t>WeakMap</w:t>
+      </w:r>
+      <w:proofErr w:type="spellEnd"/>
+      <w:r>
+        <w:rPr>
+          <w:b/>
+          <w:bCs/>
+          <w:lang w:val="en-US"/>
+        </w:rPr>
+        <w:t>:</w:t>
+      </w:r>
+      <w:r>
+        <w:rPr>
+          <w:b/>
+          <w:bCs/>
+          <w:lang w:val="en-US"/>
+        </w:rPr>
+        <w:t xml:space="preserve"> </w:t>
+      </w:r>
+      <w:proofErr w:type="spellStart"/>
+      <w:r>
+        <w:rPr>
+          <w:lang w:val="en-US"/>
+        </w:rPr>
+        <w:t>WeakMap</w:t>
+      </w:r>
+      <w:proofErr w:type="spellEnd"/>
+      <w:r>
+        <w:rPr>
+          <w:lang w:val="en-US"/>
+        </w:rPr>
+        <w:t xml:space="preserve"> is a type of map which hold key-value pairs. Key must be object type. It hold data weakly. </w:t>
+      </w:r>
+    </w:p>
+    <w:p>
+      <w:pPr>
+        <w:pStyle w:val="ListParagraph"/>
+        <w:rPr>
+          <w:lang w:val="en-US"/>
+        </w:rPr>
+      </w:pPr>
+    </w:p>
+    <w:p>
+      <w:pPr>
+        <w:rPr>
+          <w:lang w:val="en-US"/>
+        </w:rPr>
+      </w:pPr>
+      <w:r>
+        <w:rPr>
+          <w:b/>
+          <w:bCs/>
+          <w:lang w:val="en-US"/>
+        </w:rPr>
+        <w:lastRenderedPageBreak/>
         <w:t xml:space="preserve">Stack </w:t>
       </w:r>
-    </w:p>
-    <w:p>
-      <w:pPr>
-        <w:pStyle w:val="ListParagraph"/>
-        <w:numPr>
-          <w:ilvl w:val="0"/>
-          <w:numId w:val="6"/>
-        </w:numPr>
+      <w:r>
+        <w:rPr>
+          <w:b/>
+          <w:bCs/>
+          <w:lang w:val="en-US"/>
+        </w:rPr>
+        <w:t>:</w:t>
+      </w:r>
+      <w:r>
+        <w:rPr>
+          <w:lang w:val="en-US"/>
+        </w:rPr>
+        <w:t xml:space="preserve"> Stack is a linear data structure which follow principle as First In Last Out (FILO/LIFO) concept. </w:t>
+      </w:r>
+    </w:p>
+    <w:p>
+      <w:pPr>
+        <w:rPr>
+          <w:lang w:val="en-US"/>
+        </w:rPr>
+      </w:pPr>
+      <w:r>
+        <w:rPr>
+          <w:lang w:val="en-US"/>
+        </w:rPr>
+        <w:t xml:space="preserve">Stack operation : </w:t>
+      </w:r>
+    </w:p>
+    <w:p>
+      <w:pPr>
+        <w:rPr>
+          <w:lang w:val="en-US"/>
+        </w:rPr>
+      </w:pPr>
+      <w:r>
+        <w:rPr>
+          <w:lang w:val="en-US"/>
+        </w:rPr>
+        <w:t xml:space="preserve">push : add the data of any type in stack container. </w:t>
+      </w:r>
+    </w:p>
+    <w:p>
+      <w:pPr>
+        <w:rPr>
+          <w:lang w:val="en-US"/>
+        </w:rPr>
+      </w:pPr>
+      <w:r>
+        <w:rPr>
+          <w:lang w:val="en-US"/>
+        </w:rPr>
+        <w:t xml:space="preserve">Pop : remove top most data from a stack container </w:t>
+      </w:r>
+    </w:p>
+    <w:p>
+      <w:pPr>
+        <w:rPr>
+          <w:lang w:val="en-US"/>
+        </w:rPr>
+      </w:pPr>
+      <w:r>
+        <w:rPr>
+          <w:lang w:val="en-US"/>
+        </w:rPr>
+        <w:t xml:space="preserve">Peek : to check top most element present in stack container. </w:t>
+      </w:r>
+    </w:p>
+    <w:p>
+      <w:pPr>
+        <w:rPr>
+          <w:lang w:val="en-US"/>
+        </w:rPr>
+      </w:pPr>
+      <w:r>
+        <w:rPr>
+          <w:lang w:val="en-US"/>
+        </w:rPr>
+        <w:t xml:space="preserve">Stack overflow : stack is full or not.  </w:t>
+      </w:r>
+    </w:p>
+    <w:p>
+      <w:pPr>
+        <w:rPr>
+          <w:lang w:val="en-US"/>
+        </w:rPr>
+      </w:pPr>
+      <w:r>
+        <w:rPr>
+          <w:lang w:val="en-US"/>
+        </w:rPr>
+        <w:t xml:space="preserve">Stack under flow : stack is empty or not </w:t>
+      </w:r>
+    </w:p>
+    <w:p>
+      <w:pPr>
+        <w:rPr>
+          <w:lang w:val="en-US"/>
+        </w:rPr>
+      </w:pPr>
+      <w:r>
+        <w:rPr>
+          <w:lang w:val="en-US"/>
+        </w:rPr>
+        <w:t xml:space="preserve">Size : size of the stack container. </w:t>
+      </w:r>
+    </w:p>
+    <w:p>
+      <w:pPr>
+        <w:rPr>
+          <w:lang w:val="en-US"/>
+        </w:rPr>
+      </w:pPr>
+    </w:p>
+    <w:p>
+      <w:pPr>
+        <w:pStyle w:val="ListParagraph"/>
+        <w:rPr>
+          <w:lang w:val="en-US"/>
+        </w:rPr>
+      </w:pPr>
+    </w:p>
+    <w:p>
+      <w:pPr>
         <w:rPr>
           <w:lang w:val="en-US"/>
         </w:rPr>
@@ -1338,11 +1553,13 @@
     </w:p>
     <w:p>
       <w:pPr>
-        <w:pStyle w:val="ListParagraph"/>
-        <w:numPr>
-          <w:ilvl w:val="0"/>
-          <w:numId w:val="6"/>
-        </w:numPr>
+        <w:rPr>
+          <w:lang w:val="en-US"/>
+        </w:rPr>
+      </w:pPr>
+    </w:p>
+    <w:p>
+      <w:pPr>
         <w:rPr>
           <w:lang w:val="en-US"/>
         </w:rPr>
@@ -2539,6 +2756,7 @@
   <w:style w:type="character" w:default="1" w:styleId="DefaultParagraphFont">
     <w:name w:val="Default Paragraph Font"/>
     <w:uiPriority w:val="1"/>
+    <w:semiHidden/>
     <w:unhideWhenUsed/>
   </w:style>
   <w:style w:type="table" w:default="1" w:styleId="TableNormal">

--- a/FSD - Data Structures and Algorithms/FSD - Data Structures and Algorithms - Day 2 - 07-04-2026.docx
+++ b/FSD - Data Structures and Algorithms/FSD - Data Structures and Algorithms - Day 2 - 07-04-2026.docx
@@ -53,106 +53,218 @@
           <w:lang w:val="en-US"/>
         </w:rPr>
       </w:pPr>
+      <w:proofErr w:type="gramStart"/>
       <w:r>
         <w:rPr>
           <w:b/>
           <w:bCs/>
           <w:lang w:val="en-US"/>
         </w:rPr>
-        <w:t xml:space="preserve">Data : </w:t>
-      </w:r>
-      <w:r>
-        <w:rPr>
-          <w:lang w:val="en-US"/>
-        </w:rPr>
-        <w:t xml:space="preserve"> Raw fact or data in any format like number, string, Boolean, object and array etc. </w:t>
-      </w:r>
-    </w:p>
-    <w:p>
-      <w:pPr>
-        <w:rPr>
-          <w:lang w:val="en-US"/>
-        </w:rPr>
-      </w:pPr>
-      <w:r>
-        <w:rPr>
-          <w:lang w:val="en-US"/>
-        </w:rPr>
-        <w:t xml:space="preserve">Data can be divided into 3 format </w:t>
-      </w:r>
-    </w:p>
-    <w:p>
-      <w:pPr>
-        <w:rPr>
-          <w:lang w:val="en-US"/>
-        </w:rPr>
-      </w:pPr>
-      <w:r>
-        <w:rPr>
-          <w:lang w:val="en-US"/>
-        </w:rPr>
-        <w:t>Structure format : table format (row and columns)</w:t>
-      </w:r>
-    </w:p>
-    <w:p>
-      <w:pPr>
-        <w:rPr>
-          <w:lang w:val="en-US"/>
-        </w:rPr>
-      </w:pPr>
-      <w:r>
-        <w:rPr>
-          <w:lang w:val="en-US"/>
-        </w:rPr>
-        <w:t xml:space="preserve">Semi structure format : </w:t>
-      </w:r>
-      <w:proofErr w:type="spellStart"/>
-      <w:r>
-        <w:rPr>
-          <w:lang w:val="en-US"/>
-        </w:rPr>
-        <w:t>json</w:t>
-      </w:r>
-      <w:proofErr w:type="spellEnd"/>
-      <w:r>
-        <w:rPr>
-          <w:lang w:val="en-US"/>
-        </w:rPr>
-        <w:t>,  xml etc.</w:t>
-      </w:r>
-    </w:p>
-    <w:p>
-      <w:pPr>
-        <w:rPr>
-          <w:lang w:val="en-US"/>
-        </w:rPr>
-      </w:pPr>
-      <w:r>
-        <w:rPr>
-          <w:lang w:val="en-US"/>
-        </w:rPr>
-        <w:t>Un structure format :</w:t>
-      </w:r>
-    </w:p>
-    <w:p>
-      <w:pPr>
-        <w:rPr>
-          <w:lang w:val="en-US"/>
-        </w:rPr>
-      </w:pPr>
+        <w:t>Data :</w:t>
+      </w:r>
+      <w:proofErr w:type="gramEnd"/>
       <w:r>
         <w:rPr>
           <w:b/>
           <w:bCs/>
           <w:lang w:val="en-US"/>
         </w:rPr>
-        <w:t>Data Structure</w:t>
-      </w:r>
-      <w:r>
-        <w:rPr>
-          <w:lang w:val="en-US"/>
-        </w:rPr>
-        <w:t xml:space="preserve"> : it a way of organizing, storing, and managing data efficiently so that it can be access and modified on demand in proper way. </w:t>
+        <w:t xml:space="preserve"> </w:t>
+      </w:r>
+      <w:r>
+        <w:rPr>
+          <w:lang w:val="en-US"/>
+        </w:rPr>
+        <w:t xml:space="preserve"> Raw fact or data in any format like number, string, Boolean, object and array etc. </w:t>
+      </w:r>
+    </w:p>
+    <w:p>
+      <w:pPr>
+        <w:rPr>
+          <w:lang w:val="en-US"/>
+        </w:rPr>
+      </w:pPr>
+      <w:r>
+        <w:rPr>
+          <w:lang w:val="en-US"/>
+        </w:rPr>
+        <w:t xml:space="preserve">Data can be divided into 3 </w:t>
+      </w:r>
+      <w:proofErr w:type="gramStart"/>
+      <w:r>
+        <w:rPr>
+          <w:lang w:val="en-US"/>
+        </w:rPr>
+        <w:t>format</w:t>
+      </w:r>
+      <w:proofErr w:type="gramEnd"/>
+      <w:r>
+        <w:rPr>
+          <w:lang w:val="en-US"/>
+        </w:rPr>
+        <w:t xml:space="preserve"> </w:t>
+      </w:r>
+    </w:p>
+    <w:p>
+      <w:pPr>
+        <w:rPr>
+          <w:lang w:val="en-US"/>
+        </w:rPr>
+      </w:pPr>
+      <w:r>
+        <w:rPr>
+          <w:lang w:val="en-US"/>
+        </w:rPr>
+        <w:t xml:space="preserve">Structure </w:t>
+      </w:r>
+      <w:proofErr w:type="gramStart"/>
+      <w:r>
+        <w:rPr>
+          <w:lang w:val="en-US"/>
+        </w:rPr>
+        <w:t>format :</w:t>
+      </w:r>
+      <w:proofErr w:type="gramEnd"/>
+      <w:r>
+        <w:rPr>
+          <w:lang w:val="en-US"/>
+        </w:rPr>
+        <w:t xml:space="preserve"> table format (row and columns)</w:t>
+      </w:r>
+    </w:p>
+    <w:p>
+      <w:pPr>
+        <w:rPr>
+          <w:lang w:val="en-US"/>
+        </w:rPr>
+      </w:pPr>
+      <w:r>
+        <w:rPr>
+          <w:lang w:val="en-US"/>
+        </w:rPr>
+        <w:t xml:space="preserve">Semi structure </w:t>
+      </w:r>
+      <w:proofErr w:type="gramStart"/>
+      <w:r>
+        <w:rPr>
+          <w:lang w:val="en-US"/>
+        </w:rPr>
+        <w:t>format :</w:t>
+      </w:r>
+      <w:proofErr w:type="gramEnd"/>
+      <w:r>
+        <w:rPr>
+          <w:lang w:val="en-US"/>
+        </w:rPr>
+        <w:t xml:space="preserve"> </w:t>
+      </w:r>
+      <w:proofErr w:type="spellStart"/>
+      <w:proofErr w:type="gramStart"/>
+      <w:r>
+        <w:rPr>
+          <w:lang w:val="en-US"/>
+        </w:rPr>
+        <w:t>json</w:t>
+      </w:r>
+      <w:proofErr w:type="spellEnd"/>
+      <w:r>
+        <w:rPr>
+          <w:lang w:val="en-US"/>
+        </w:rPr>
+        <w:t>,  xml</w:t>
+      </w:r>
+      <w:proofErr w:type="gramEnd"/>
+      <w:r>
+        <w:rPr>
+          <w:lang w:val="en-US"/>
+        </w:rPr>
+        <w:t xml:space="preserve"> etc.</w:t>
+      </w:r>
+    </w:p>
+    <w:p>
+      <w:pPr>
+        <w:rPr>
+          <w:lang w:val="en-US"/>
+        </w:rPr>
+      </w:pPr>
+      <w:r>
+        <w:rPr>
+          <w:lang w:val="en-US"/>
+        </w:rPr>
+        <w:t xml:space="preserve">Un structure </w:t>
+      </w:r>
+      <w:proofErr w:type="gramStart"/>
+      <w:r>
+        <w:rPr>
+          <w:lang w:val="en-US"/>
+        </w:rPr>
+        <w:t>format :</w:t>
+      </w:r>
+      <w:proofErr w:type="gramEnd"/>
+    </w:p>
+    <w:p>
+      <w:pPr>
+        <w:rPr>
+          <w:lang w:val="en-US"/>
+        </w:rPr>
+      </w:pPr>
+      <w:r>
+        <w:rPr>
+          <w:b/>
+          <w:bCs/>
+          <w:lang w:val="en-US"/>
+        </w:rPr>
+        <w:t xml:space="preserve">Data </w:t>
+      </w:r>
+      <w:proofErr w:type="gramStart"/>
+      <w:r>
+        <w:rPr>
+          <w:b/>
+          <w:bCs/>
+          <w:lang w:val="en-US"/>
+        </w:rPr>
+        <w:t>Structure</w:t>
+      </w:r>
+      <w:r>
+        <w:rPr>
+          <w:lang w:val="en-US"/>
+        </w:rPr>
+        <w:t xml:space="preserve"> :</w:t>
+      </w:r>
+      <w:proofErr w:type="gramEnd"/>
+      <w:r>
+        <w:rPr>
+          <w:lang w:val="en-US"/>
+        </w:rPr>
+        <w:t xml:space="preserve"> it </w:t>
+      </w:r>
+      <w:proofErr w:type="gramStart"/>
+      <w:r>
+        <w:rPr>
+          <w:lang w:val="en-US"/>
+        </w:rPr>
+        <w:t>a way</w:t>
+      </w:r>
+      <w:proofErr w:type="gramEnd"/>
+      <w:r>
+        <w:rPr>
+          <w:lang w:val="en-US"/>
+        </w:rPr>
+        <w:t xml:space="preserve"> of organizing, storing, and managing data efficiently so that it can be </w:t>
+      </w:r>
+      <w:proofErr w:type="gramStart"/>
+      <w:r>
+        <w:rPr>
+          <w:lang w:val="en-US"/>
+        </w:rPr>
+        <w:t>access</w:t>
+      </w:r>
+      <w:proofErr w:type="gramEnd"/>
+      <w:r>
+        <w:rPr>
+          <w:lang w:val="en-US"/>
+        </w:rPr>
+        <w:t xml:space="preserve"> and modified on demand in proper way. </w:t>
       </w:r>
     </w:p>
     <w:p>
@@ -387,7 +499,35 @@
         <w:rPr>
           <w:lang w:val="en-US"/>
         </w:rPr>
-        <w:t xml:space="preserve">It is use to store single value of any types. </w:t>
+        <w:t xml:space="preserve">It is </w:t>
+      </w:r>
+      <w:proofErr w:type="gramStart"/>
+      <w:r>
+        <w:rPr>
+          <w:lang w:val="en-US"/>
+        </w:rPr>
+        <w:t>use</w:t>
+      </w:r>
+      <w:proofErr w:type="gramEnd"/>
+      <w:r>
+        <w:rPr>
+          <w:lang w:val="en-US"/>
+        </w:rPr>
+        <w:t xml:space="preserve"> to store single value of any </w:t>
+      </w:r>
+      <w:proofErr w:type="gramStart"/>
+      <w:r>
+        <w:rPr>
+          <w:lang w:val="en-US"/>
+        </w:rPr>
+        <w:t>types</w:t>
+      </w:r>
+      <w:proofErr w:type="gramEnd"/>
+      <w:r>
+        <w:rPr>
+          <w:lang w:val="en-US"/>
+        </w:rPr>
+        <w:t xml:space="preserve">. </w:t>
       </w:r>
     </w:p>
     <w:p>
@@ -488,11 +628,19 @@
           <w:lang w:val="en-US"/>
         </w:rPr>
       </w:pPr>
-      <w:r>
-        <w:rPr>
-          <w:lang w:val="en-US"/>
-        </w:rPr>
-        <w:t>Non primitive or reference data structure</w:t>
+      <w:proofErr w:type="gramStart"/>
+      <w:r>
+        <w:rPr>
+          <w:lang w:val="en-US"/>
+        </w:rPr>
+        <w:t>Non primitive</w:t>
+      </w:r>
+      <w:proofErr w:type="gramEnd"/>
+      <w:r>
+        <w:rPr>
+          <w:lang w:val="en-US"/>
+        </w:rPr>
+        <w:t xml:space="preserve"> or reference data structure</w:t>
       </w:r>
     </w:p>
     <w:p>
@@ -537,6 +685,7 @@
         </w:rPr>
       </w:pPr>
       <w:proofErr w:type="spellStart"/>
+      <w:proofErr w:type="gramStart"/>
       <w:r>
         <w:rPr>
           <w:lang w:val="en-US"/>
@@ -544,11 +693,33 @@
         <w:t>Pre defined</w:t>
       </w:r>
       <w:proofErr w:type="spellEnd"/>
-      <w:r>
-        <w:rPr>
-          <w:lang w:val="en-US"/>
-        </w:rPr>
-        <w:t xml:space="preserve"> object : Set ,</w:t>
+      <w:proofErr w:type="gramEnd"/>
+      <w:r>
+        <w:rPr>
+          <w:lang w:val="en-US"/>
+        </w:rPr>
+        <w:t xml:space="preserve"> </w:t>
+      </w:r>
+      <w:proofErr w:type="gramStart"/>
+      <w:r>
+        <w:rPr>
+          <w:lang w:val="en-US"/>
+        </w:rPr>
+        <w:t>object :</w:t>
+      </w:r>
+      <w:proofErr w:type="gramEnd"/>
+      <w:r>
+        <w:rPr>
+          <w:lang w:val="en-US"/>
+        </w:rPr>
+        <w:t xml:space="preserve"> </w:t>
+      </w:r>
+      <w:proofErr w:type="gramStart"/>
+      <w:r>
+        <w:rPr>
+          <w:lang w:val="en-US"/>
+        </w:rPr>
+        <w:t>Set ,</w:t>
       </w:r>
       <w:proofErr w:type="spellStart"/>
       <w:r>
@@ -558,6 +729,7 @@
         <w:t>WeakSet</w:t>
       </w:r>
       <w:proofErr w:type="spellEnd"/>
+      <w:proofErr w:type="gramEnd"/>
       <w:r>
         <w:rPr>
           <w:lang w:val="en-US"/>
@@ -650,11 +822,19 @@
           <w:lang w:val="en-US"/>
         </w:rPr>
       </w:pPr>
-      <w:r>
-        <w:rPr>
-          <w:lang w:val="en-US"/>
-        </w:rPr>
-        <w:t xml:space="preserve">Non linear data structure </w:t>
+      <w:proofErr w:type="gramStart"/>
+      <w:r>
+        <w:rPr>
+          <w:lang w:val="en-US"/>
+        </w:rPr>
+        <w:t>Non linear</w:t>
+      </w:r>
+      <w:proofErr w:type="gramEnd"/>
+      <w:r>
+        <w:rPr>
+          <w:lang w:val="en-US"/>
+        </w:rPr>
+        <w:t xml:space="preserve"> data structure </w:t>
       </w:r>
     </w:p>
     <w:p>
@@ -722,6 +902,7 @@
         </w:rPr>
       </w:pPr>
       <w:proofErr w:type="spellStart"/>
+      <w:proofErr w:type="gramStart"/>
       <w:r>
         <w:rPr>
           <w:lang w:val="en-US"/>
@@ -729,6 +910,7 @@
         <w:t>Pre defined</w:t>
       </w:r>
       <w:proofErr w:type="spellEnd"/>
+      <w:proofErr w:type="gramEnd"/>
       <w:r>
         <w:rPr>
           <w:lang w:val="en-US"/>
@@ -851,7 +1033,21 @@
         <w:rPr>
           <w:lang w:val="en-US"/>
         </w:rPr>
-        <w:t xml:space="preserve">Merge sort </w:t>
+        <w:t xml:space="preserve">Merge </w:t>
+      </w:r>
+      <w:proofErr w:type="gramStart"/>
+      <w:r>
+        <w:rPr>
+          <w:lang w:val="en-US"/>
+        </w:rPr>
+        <w:t>sort</w:t>
+      </w:r>
+      <w:proofErr w:type="gramEnd"/>
+      <w:r>
+        <w:rPr>
+          <w:lang w:val="en-US"/>
+        </w:rPr>
+        <w:t xml:space="preserve"> </w:t>
       </w:r>
     </w:p>
     <w:p>
@@ -869,7 +1065,21 @@
         <w:rPr>
           <w:lang w:val="en-US"/>
         </w:rPr>
-        <w:t>Heap sort.</w:t>
+        <w:t xml:space="preserve">Heap </w:t>
+      </w:r>
+      <w:proofErr w:type="gramStart"/>
+      <w:r>
+        <w:rPr>
+          <w:lang w:val="en-US"/>
+        </w:rPr>
+        <w:t>sort</w:t>
+      </w:r>
+      <w:proofErr w:type="gramEnd"/>
+      <w:r>
+        <w:rPr>
+          <w:lang w:val="en-US"/>
+        </w:rPr>
+        <w:t>.</w:t>
       </w:r>
     </w:p>
     <w:p>
@@ -961,7 +1171,35 @@
         <w:rPr>
           <w:lang w:val="en-US"/>
         </w:rPr>
-        <w:t xml:space="preserve">Before Node JS we were running JS program in browser environment. Before Node JS, JS were known as client side JS. But after node JS JavaScript also known as client side as well as server side scripting language. With help of node </w:t>
+        <w:t xml:space="preserve">Before Node JS we were running JS program in browser environment. Before Node JS, JS were known as </w:t>
+      </w:r>
+      <w:proofErr w:type="gramStart"/>
+      <w:r>
+        <w:rPr>
+          <w:lang w:val="en-US"/>
+        </w:rPr>
+        <w:t>client side</w:t>
+      </w:r>
+      <w:proofErr w:type="gramEnd"/>
+      <w:r>
+        <w:rPr>
+          <w:lang w:val="en-US"/>
+        </w:rPr>
+        <w:t xml:space="preserve"> JS. But after node JS JavaScript also known as client side as well as </w:t>
+      </w:r>
+      <w:proofErr w:type="gramStart"/>
+      <w:r>
+        <w:rPr>
+          <w:lang w:val="en-US"/>
+        </w:rPr>
+        <w:t>server side</w:t>
+      </w:r>
+      <w:proofErr w:type="gramEnd"/>
+      <w:r>
+        <w:rPr>
+          <w:lang w:val="en-US"/>
+        </w:rPr>
+        <w:t xml:space="preserve"> scripting language. With help of node </w:t>
       </w:r>
       <w:proofErr w:type="spellStart"/>
       <w:r>
@@ -1039,11 +1277,19 @@
           <w:lang w:val="en-US"/>
         </w:rPr>
       </w:pPr>
-      <w:r>
-        <w:rPr>
-          <w:lang w:val="en-US"/>
-        </w:rPr>
-        <w:t xml:space="preserve">Non primitive data structure or reference data structure </w:t>
+      <w:proofErr w:type="gramStart"/>
+      <w:r>
+        <w:rPr>
+          <w:lang w:val="en-US"/>
+        </w:rPr>
+        <w:t>Non primitive</w:t>
+      </w:r>
+      <w:proofErr w:type="gramEnd"/>
+      <w:r>
+        <w:rPr>
+          <w:lang w:val="en-US"/>
+        </w:rPr>
+        <w:t xml:space="preserve"> data structure or reference data structure </w:t>
       </w:r>
     </w:p>
     <w:p>
@@ -1106,7 +1352,21 @@
         <w:rPr>
           <w:lang w:val="en-US"/>
         </w:rPr>
-        <w:t xml:space="preserve">But in JS array is known as dynamic in memory as well as we can store same or different types of values. </w:t>
+        <w:t xml:space="preserve">But in JS </w:t>
+      </w:r>
+      <w:proofErr w:type="gramStart"/>
+      <w:r>
+        <w:rPr>
+          <w:lang w:val="en-US"/>
+        </w:rPr>
+        <w:t>array</w:t>
+      </w:r>
+      <w:proofErr w:type="gramEnd"/>
+      <w:r>
+        <w:rPr>
+          <w:lang w:val="en-US"/>
+        </w:rPr>
+        <w:t xml:space="preserve"> is known as dynamic in memory as well as we can store same or different types of values. </w:t>
       </w:r>
     </w:p>
     <w:p>
@@ -1202,6 +1462,7 @@
         </w:rPr>
       </w:pPr>
       <w:proofErr w:type="spellStart"/>
+      <w:proofErr w:type="gramStart"/>
       <w:r>
         <w:rPr>
           <w:lang w:val="en-US"/>
@@ -1209,6 +1470,7 @@
         <w:t>Pre defined</w:t>
       </w:r>
       <w:proofErr w:type="spellEnd"/>
+      <w:proofErr w:type="gramEnd"/>
       <w:r>
         <w:rPr>
           <w:lang w:val="en-US"/>
@@ -1223,13 +1485,22 @@
           <w:lang w:val="en-US"/>
         </w:rPr>
       </w:pPr>
-      <w:r>
-        <w:rPr>
-          <w:lang w:val="en-US"/>
-        </w:rPr>
-        <w:t xml:space="preserve">Set : Set is a type of reference </w:t>
+      <w:proofErr w:type="gramStart"/>
+      <w:r>
+        <w:rPr>
+          <w:lang w:val="en-US"/>
+        </w:rPr>
+        <w:t>Set :</w:t>
+      </w:r>
+      <w:proofErr w:type="gramEnd"/>
+      <w:r>
+        <w:rPr>
+          <w:lang w:val="en-US"/>
+        </w:rPr>
+        <w:t xml:space="preserve"> Set is a type of reference </w:t>
       </w:r>
       <w:proofErr w:type="spellStart"/>
+      <w:proofErr w:type="gramStart"/>
       <w:r>
         <w:rPr>
           <w:lang w:val="en-US"/>
@@ -1237,27 +1508,65 @@
         <w:t>pre defined</w:t>
       </w:r>
       <w:proofErr w:type="spellEnd"/>
-      <w:r>
-        <w:rPr>
-          <w:lang w:val="en-US"/>
-        </w:rPr>
-        <w:t xml:space="preserve"> object which help to store unique data or values. Set doesn’t provide index concept. Using iterator we can retrieve the value one by one using set. </w:t>
-      </w:r>
-    </w:p>
-    <w:p>
-      <w:pPr>
-        <w:pStyle w:val="ListParagraph"/>
-        <w:rPr>
-          <w:lang w:val="en-US"/>
-        </w:rPr>
-      </w:pPr>
-      <w:r>
-        <w:rPr>
-          <w:lang w:val="en-US"/>
-        </w:rPr>
-        <w:t xml:space="preserve">Map : Map is a type of reference </w:t>
+      <w:proofErr w:type="gramEnd"/>
+      <w:r>
+        <w:rPr>
+          <w:lang w:val="en-US"/>
+        </w:rPr>
+        <w:t xml:space="preserve"> object which </w:t>
+      </w:r>
+      <w:proofErr w:type="gramStart"/>
+      <w:r>
+        <w:rPr>
+          <w:lang w:val="en-US"/>
+        </w:rPr>
+        <w:t>help</w:t>
+      </w:r>
+      <w:proofErr w:type="gramEnd"/>
+      <w:r>
+        <w:rPr>
+          <w:lang w:val="en-US"/>
+        </w:rPr>
+        <w:t xml:space="preserve"> to store unique data or values. Set doesn’t provide index concept. Using </w:t>
+      </w:r>
+      <w:proofErr w:type="gramStart"/>
+      <w:r>
+        <w:rPr>
+          <w:lang w:val="en-US"/>
+        </w:rPr>
+        <w:t>iterator</w:t>
+      </w:r>
+      <w:proofErr w:type="gramEnd"/>
+      <w:r>
+        <w:rPr>
+          <w:lang w:val="en-US"/>
+        </w:rPr>
+        <w:t xml:space="preserve"> we can retrieve the value one by one using set. </w:t>
+      </w:r>
+    </w:p>
+    <w:p>
+      <w:pPr>
+        <w:pStyle w:val="ListParagraph"/>
+        <w:rPr>
+          <w:lang w:val="en-US"/>
+        </w:rPr>
+      </w:pPr>
+      <w:proofErr w:type="gramStart"/>
+      <w:r>
+        <w:rPr>
+          <w:lang w:val="en-US"/>
+        </w:rPr>
+        <w:t>Map :</w:t>
+      </w:r>
+      <w:proofErr w:type="gramEnd"/>
+      <w:r>
+        <w:rPr>
+          <w:lang w:val="en-US"/>
+        </w:rPr>
+        <w:t xml:space="preserve"> Map is a type of reference </w:t>
       </w:r>
       <w:proofErr w:type="spellStart"/>
+      <w:proofErr w:type="gramStart"/>
       <w:r>
         <w:rPr>
           <w:lang w:val="en-US"/>
@@ -1265,25 +1574,82 @@
         <w:t>pre defined</w:t>
       </w:r>
       <w:proofErr w:type="spellEnd"/>
-      <w:r>
-        <w:rPr>
-          <w:lang w:val="en-US"/>
-        </w:rPr>
-        <w:t xml:space="preserve"> object which help to store key-value pairs. Key must be unique and can be any type value can be duplicate. </w:t>
-      </w:r>
-    </w:p>
-    <w:p>
-      <w:pPr>
-        <w:pStyle w:val="ListParagraph"/>
-        <w:rPr>
-          <w:lang w:val="en-US"/>
-        </w:rPr>
-      </w:pPr>
-      <w:r>
-        <w:rPr>
-          <w:lang w:val="en-US"/>
-        </w:rPr>
-        <w:t xml:space="preserve">Using key we can get the values. </w:t>
+      <w:proofErr w:type="gramEnd"/>
+      <w:r>
+        <w:rPr>
+          <w:lang w:val="en-US"/>
+        </w:rPr>
+        <w:t xml:space="preserve"> object which </w:t>
+      </w:r>
+      <w:proofErr w:type="gramStart"/>
+      <w:r>
+        <w:rPr>
+          <w:lang w:val="en-US"/>
+        </w:rPr>
+        <w:t>help</w:t>
+      </w:r>
+      <w:proofErr w:type="gramEnd"/>
+      <w:r>
+        <w:rPr>
+          <w:lang w:val="en-US"/>
+        </w:rPr>
+        <w:t xml:space="preserve"> to store key-value pairs. Key must be unique and can be any </w:t>
+      </w:r>
+      <w:proofErr w:type="gramStart"/>
+      <w:r>
+        <w:rPr>
+          <w:lang w:val="en-US"/>
+        </w:rPr>
+        <w:t>type</w:t>
+      </w:r>
+      <w:proofErr w:type="gramEnd"/>
+      <w:r>
+        <w:rPr>
+          <w:lang w:val="en-US"/>
+        </w:rPr>
+        <w:t xml:space="preserve"> value can be duplicate. </w:t>
+      </w:r>
+    </w:p>
+    <w:p>
+      <w:pPr>
+        <w:pStyle w:val="ListParagraph"/>
+        <w:rPr>
+          <w:lang w:val="en-US"/>
+        </w:rPr>
+      </w:pPr>
+      <w:r>
+        <w:rPr>
+          <w:lang w:val="en-US"/>
+        </w:rPr>
+        <w:t xml:space="preserve">Using </w:t>
+      </w:r>
+      <w:proofErr w:type="gramStart"/>
+      <w:r>
+        <w:rPr>
+          <w:lang w:val="en-US"/>
+        </w:rPr>
+        <w:t>key</w:t>
+      </w:r>
+      <w:proofErr w:type="gramEnd"/>
+      <w:r>
+        <w:rPr>
+          <w:lang w:val="en-US"/>
+        </w:rPr>
+        <w:t xml:space="preserve"> we can get </w:t>
+      </w:r>
+      <w:proofErr w:type="gramStart"/>
+      <w:r>
+        <w:rPr>
+          <w:lang w:val="en-US"/>
+        </w:rPr>
+        <w:t>the values</w:t>
+      </w:r>
+      <w:proofErr w:type="gramEnd"/>
+      <w:r>
+        <w:rPr>
+          <w:lang w:val="en-US"/>
+        </w:rPr>
+        <w:t xml:space="preserve">. </w:t>
       </w:r>
     </w:p>
     <w:p>
@@ -1294,6 +1660,7 @@
         </w:rPr>
       </w:pPr>
       <w:proofErr w:type="spellStart"/>
+      <w:proofErr w:type="gramStart"/>
       <w:r>
         <w:rPr>
           <w:b/>
@@ -1315,7 +1682,14 @@
         <w:rPr>
           <w:lang w:val="en-US"/>
         </w:rPr>
-        <w:t xml:space="preserve">: </w:t>
+        <w:t>:</w:t>
+      </w:r>
+      <w:proofErr w:type="gramEnd"/>
+      <w:r>
+        <w:rPr>
+          <w:lang w:val="en-US"/>
+        </w:rPr>
+        <w:t xml:space="preserve"> </w:t>
       </w:r>
       <w:proofErr w:type="spellStart"/>
       <w:r>
@@ -1329,7 +1703,35 @@
         <w:rPr>
           <w:lang w:val="en-US"/>
         </w:rPr>
-        <w:t xml:space="preserve"> is a type of set which hold only objects. Those object hold weakly. Once the object eligible for GC (garbage collector) the reference automatically removed from </w:t>
+        <w:t xml:space="preserve"> is a type of set which </w:t>
+      </w:r>
+      <w:proofErr w:type="gramStart"/>
+      <w:r>
+        <w:rPr>
+          <w:lang w:val="en-US"/>
+        </w:rPr>
+        <w:t>hold</w:t>
+      </w:r>
+      <w:proofErr w:type="gramEnd"/>
+      <w:r>
+        <w:rPr>
+          <w:lang w:val="en-US"/>
+        </w:rPr>
+        <w:t xml:space="preserve"> only objects. </w:t>
+      </w:r>
+      <w:proofErr w:type="gramStart"/>
+      <w:r>
+        <w:rPr>
+          <w:lang w:val="en-US"/>
+        </w:rPr>
+        <w:t>Those object</w:t>
+      </w:r>
+      <w:proofErr w:type="gramEnd"/>
+      <w:r>
+        <w:rPr>
+          <w:lang w:val="en-US"/>
+        </w:rPr>
+        <w:t xml:space="preserve"> hold weakly. Once the object eligible for GC (garbage collector) the reference automatically removed from </w:t>
       </w:r>
       <w:proofErr w:type="spellStart"/>
       <w:r>
@@ -1391,23 +1793,52 @@
         <w:rPr>
           <w:lang w:val="en-US"/>
         </w:rPr>
-        <w:t xml:space="preserve"> is a type of map which hold key-value pairs. Key must be object type. It hold data weakly. </w:t>
-      </w:r>
-    </w:p>
-    <w:p>
-      <w:pPr>
-        <w:pStyle w:val="ListParagraph"/>
-        <w:rPr>
-          <w:lang w:val="en-US"/>
-        </w:rPr>
-      </w:pPr>
-    </w:p>
-    <w:p>
-      <w:pPr>
-        <w:rPr>
-          <w:lang w:val="en-US"/>
-        </w:rPr>
-      </w:pPr>
+        <w:t xml:space="preserve"> is a type of map which </w:t>
+      </w:r>
+      <w:proofErr w:type="gramStart"/>
+      <w:r>
+        <w:rPr>
+          <w:lang w:val="en-US"/>
+        </w:rPr>
+        <w:t>hold</w:t>
+      </w:r>
+      <w:proofErr w:type="gramEnd"/>
+      <w:r>
+        <w:rPr>
+          <w:lang w:val="en-US"/>
+        </w:rPr>
+        <w:t xml:space="preserve"> key-value pairs. Key must be object type. It </w:t>
+      </w:r>
+      <w:proofErr w:type="gramStart"/>
+      <w:r>
+        <w:rPr>
+          <w:lang w:val="en-US"/>
+        </w:rPr>
+        <w:t>hold</w:t>
+      </w:r>
+      <w:proofErr w:type="gramEnd"/>
+      <w:r>
+        <w:rPr>
+          <w:lang w:val="en-US"/>
+        </w:rPr>
+        <w:t xml:space="preserve"> data weakly. </w:t>
+      </w:r>
+    </w:p>
+    <w:p>
+      <w:pPr>
+        <w:pStyle w:val="ListParagraph"/>
+        <w:rPr>
+          <w:lang w:val="en-US"/>
+        </w:rPr>
+      </w:pPr>
+    </w:p>
+    <w:p>
+      <w:pPr>
+        <w:rPr>
+          <w:lang w:val="en-US"/>
+        </w:rPr>
+      </w:pPr>
+      <w:proofErr w:type="gramStart"/>
       <w:r>
         <w:rPr>
           <w:b/>
@@ -1425,134 +1856,956 @@
         </w:rPr>
         <w:t>:</w:t>
       </w:r>
-      <w:r>
-        <w:rPr>
-          <w:lang w:val="en-US"/>
-        </w:rPr>
-        <w:t xml:space="preserve"> Stack is a linear data structure which follow principle as First In Last Out (FILO/LIFO) concept. </w:t>
-      </w:r>
-    </w:p>
-    <w:p>
-      <w:pPr>
-        <w:rPr>
-          <w:lang w:val="en-US"/>
-        </w:rPr>
-      </w:pPr>
-      <w:r>
-        <w:rPr>
-          <w:lang w:val="en-US"/>
-        </w:rPr>
-        <w:t xml:space="preserve">Stack operation : </w:t>
-      </w:r>
-    </w:p>
-    <w:p>
-      <w:pPr>
-        <w:rPr>
-          <w:lang w:val="en-US"/>
-        </w:rPr>
-      </w:pPr>
-      <w:r>
-        <w:rPr>
-          <w:lang w:val="en-US"/>
-        </w:rPr>
-        <w:t xml:space="preserve">push : add the data of any type in stack container. </w:t>
-      </w:r>
-    </w:p>
-    <w:p>
-      <w:pPr>
-        <w:rPr>
-          <w:lang w:val="en-US"/>
-        </w:rPr>
-      </w:pPr>
-      <w:r>
-        <w:rPr>
-          <w:lang w:val="en-US"/>
-        </w:rPr>
-        <w:t xml:space="preserve">Pop : remove top most data from a stack container </w:t>
-      </w:r>
-    </w:p>
-    <w:p>
-      <w:pPr>
-        <w:rPr>
-          <w:lang w:val="en-US"/>
-        </w:rPr>
-      </w:pPr>
-      <w:r>
-        <w:rPr>
-          <w:lang w:val="en-US"/>
-        </w:rPr>
-        <w:t xml:space="preserve">Peek : to check top most element present in stack container. </w:t>
-      </w:r>
-    </w:p>
-    <w:p>
-      <w:pPr>
-        <w:rPr>
-          <w:lang w:val="en-US"/>
-        </w:rPr>
-      </w:pPr>
-      <w:r>
-        <w:rPr>
-          <w:lang w:val="en-US"/>
-        </w:rPr>
-        <w:t xml:space="preserve">Stack overflow : stack is full or not.  </w:t>
-      </w:r>
-    </w:p>
-    <w:p>
-      <w:pPr>
-        <w:rPr>
-          <w:lang w:val="en-US"/>
-        </w:rPr>
-      </w:pPr>
-      <w:r>
-        <w:rPr>
-          <w:lang w:val="en-US"/>
-        </w:rPr>
-        <w:t xml:space="preserve">Stack under flow : stack is empty or not </w:t>
-      </w:r>
-    </w:p>
-    <w:p>
-      <w:pPr>
-        <w:rPr>
-          <w:lang w:val="en-US"/>
-        </w:rPr>
-      </w:pPr>
-      <w:r>
-        <w:rPr>
-          <w:lang w:val="en-US"/>
-        </w:rPr>
-        <w:t xml:space="preserve">Size : size of the stack container. </w:t>
-      </w:r>
-    </w:p>
-    <w:p>
-      <w:pPr>
-        <w:rPr>
-          <w:lang w:val="en-US"/>
-        </w:rPr>
-      </w:pPr>
-    </w:p>
-    <w:p>
-      <w:pPr>
-        <w:pStyle w:val="ListParagraph"/>
-        <w:rPr>
-          <w:lang w:val="en-US"/>
-        </w:rPr>
-      </w:pPr>
-    </w:p>
-    <w:p>
-      <w:pPr>
-        <w:rPr>
-          <w:lang w:val="en-US"/>
-        </w:rPr>
-      </w:pPr>
-      <w:r>
-        <w:rPr>
-          <w:lang w:val="en-US"/>
-        </w:rPr>
-        <w:t xml:space="preserve">Queue </w:t>
-      </w:r>
-    </w:p>
-    <w:p>
-      <w:pPr>
+      <w:proofErr w:type="gramEnd"/>
+      <w:r>
+        <w:rPr>
+          <w:lang w:val="en-US"/>
+        </w:rPr>
+        <w:t xml:space="preserve"> Stack is a linear data structure which </w:t>
+      </w:r>
+      <w:proofErr w:type="gramStart"/>
+      <w:r>
+        <w:rPr>
+          <w:lang w:val="en-US"/>
+        </w:rPr>
+        <w:t>follow</w:t>
+      </w:r>
+      <w:proofErr w:type="gramEnd"/>
+      <w:r>
+        <w:rPr>
+          <w:lang w:val="en-US"/>
+        </w:rPr>
+        <w:t xml:space="preserve"> principle as First </w:t>
+      </w:r>
+      <w:proofErr w:type="gramStart"/>
+      <w:r>
+        <w:rPr>
+          <w:lang w:val="en-US"/>
+        </w:rPr>
+        <w:t>In</w:t>
+      </w:r>
+      <w:proofErr w:type="gramEnd"/>
+      <w:r>
+        <w:rPr>
+          <w:lang w:val="en-US"/>
+        </w:rPr>
+        <w:t xml:space="preserve"> Last Out (FILO/LIFO) concept. </w:t>
+      </w:r>
+    </w:p>
+    <w:p>
+      <w:pPr>
+        <w:rPr>
+          <w:lang w:val="en-US"/>
+        </w:rPr>
+      </w:pPr>
+      <w:r>
+        <w:rPr>
+          <w:lang w:val="en-US"/>
+        </w:rPr>
+        <w:t xml:space="preserve">Stack </w:t>
+      </w:r>
+      <w:proofErr w:type="gramStart"/>
+      <w:r>
+        <w:rPr>
+          <w:lang w:val="en-US"/>
+        </w:rPr>
+        <w:t>operation :</w:t>
+      </w:r>
+      <w:proofErr w:type="gramEnd"/>
+      <w:r>
+        <w:rPr>
+          <w:lang w:val="en-US"/>
+        </w:rPr>
+        <w:t xml:space="preserve"> </w:t>
+      </w:r>
+    </w:p>
+    <w:p>
+      <w:pPr>
+        <w:rPr>
+          <w:lang w:val="en-US"/>
+        </w:rPr>
+      </w:pPr>
+      <w:proofErr w:type="gramStart"/>
+      <w:r>
+        <w:rPr>
+          <w:lang w:val="en-US"/>
+        </w:rPr>
+        <w:t>push :</w:t>
+      </w:r>
+      <w:proofErr w:type="gramEnd"/>
+      <w:r>
+        <w:rPr>
+          <w:lang w:val="en-US"/>
+        </w:rPr>
+        <w:t xml:space="preserve"> add the data of any type in stack container. </w:t>
+      </w:r>
+    </w:p>
+    <w:p>
+      <w:pPr>
+        <w:rPr>
+          <w:lang w:val="en-US"/>
+        </w:rPr>
+      </w:pPr>
+      <w:proofErr w:type="gramStart"/>
+      <w:r>
+        <w:rPr>
+          <w:lang w:val="en-US"/>
+        </w:rPr>
+        <w:t>Pop :</w:t>
+      </w:r>
+      <w:proofErr w:type="gramEnd"/>
+      <w:r>
+        <w:rPr>
+          <w:lang w:val="en-US"/>
+        </w:rPr>
+        <w:t xml:space="preserve"> remove </w:t>
+      </w:r>
+      <w:proofErr w:type="gramStart"/>
+      <w:r>
+        <w:rPr>
+          <w:lang w:val="en-US"/>
+        </w:rPr>
+        <w:t>top most</w:t>
+      </w:r>
+      <w:proofErr w:type="gramEnd"/>
+      <w:r>
+        <w:rPr>
+          <w:lang w:val="en-US"/>
+        </w:rPr>
+        <w:t xml:space="preserve"> data from a stack container </w:t>
+      </w:r>
+    </w:p>
+    <w:p>
+      <w:pPr>
+        <w:rPr>
+          <w:lang w:val="en-US"/>
+        </w:rPr>
+      </w:pPr>
+      <w:proofErr w:type="gramStart"/>
+      <w:r>
+        <w:rPr>
+          <w:lang w:val="en-US"/>
+        </w:rPr>
+        <w:t>Peek :</w:t>
+      </w:r>
+      <w:proofErr w:type="gramEnd"/>
+      <w:r>
+        <w:rPr>
+          <w:lang w:val="en-US"/>
+        </w:rPr>
+        <w:t xml:space="preserve"> to check </w:t>
+      </w:r>
+      <w:proofErr w:type="gramStart"/>
+      <w:r>
+        <w:rPr>
+          <w:lang w:val="en-US"/>
+        </w:rPr>
+        <w:t>top most</w:t>
+      </w:r>
+      <w:proofErr w:type="gramEnd"/>
+      <w:r>
+        <w:rPr>
+          <w:lang w:val="en-US"/>
+        </w:rPr>
+        <w:t xml:space="preserve"> element present in stack container. </w:t>
+      </w:r>
+    </w:p>
+    <w:p>
+      <w:pPr>
+        <w:rPr>
+          <w:lang w:val="en-US"/>
+        </w:rPr>
+      </w:pPr>
+      <w:r>
+        <w:rPr>
+          <w:lang w:val="en-US"/>
+        </w:rPr>
+        <w:t xml:space="preserve">Stack </w:t>
+      </w:r>
+      <w:proofErr w:type="gramStart"/>
+      <w:r>
+        <w:rPr>
+          <w:lang w:val="en-US"/>
+        </w:rPr>
+        <w:t>overflow :</w:t>
+      </w:r>
+      <w:proofErr w:type="gramEnd"/>
+      <w:r>
+        <w:rPr>
+          <w:lang w:val="en-US"/>
+        </w:rPr>
+        <w:t xml:space="preserve"> stack is full or not.  </w:t>
+      </w:r>
+    </w:p>
+    <w:p>
+      <w:pPr>
+        <w:rPr>
+          <w:lang w:val="en-US"/>
+        </w:rPr>
+      </w:pPr>
+      <w:r>
+        <w:rPr>
+          <w:lang w:val="en-US"/>
+        </w:rPr>
+        <w:t xml:space="preserve">Stack under </w:t>
+      </w:r>
+      <w:proofErr w:type="gramStart"/>
+      <w:r>
+        <w:rPr>
+          <w:lang w:val="en-US"/>
+        </w:rPr>
+        <w:t>flow :</w:t>
+      </w:r>
+      <w:proofErr w:type="gramEnd"/>
+      <w:r>
+        <w:rPr>
+          <w:lang w:val="en-US"/>
+        </w:rPr>
+        <w:t xml:space="preserve"> stack is empty or not </w:t>
+      </w:r>
+    </w:p>
+    <w:p>
+      <w:pPr>
+        <w:rPr>
+          <w:lang w:val="en-US"/>
+        </w:rPr>
+      </w:pPr>
+      <w:proofErr w:type="gramStart"/>
+      <w:r>
+        <w:rPr>
+          <w:lang w:val="en-US"/>
+        </w:rPr>
+        <w:t>Size :</w:t>
+      </w:r>
+      <w:proofErr w:type="gramEnd"/>
+      <w:r>
+        <w:rPr>
+          <w:lang w:val="en-US"/>
+        </w:rPr>
+        <w:t xml:space="preserve"> size of the stack container. </w:t>
+      </w:r>
+    </w:p>
+    <w:p>
+      <w:pPr>
+        <w:rPr>
+          <w:lang w:val="en-US"/>
+        </w:rPr>
+      </w:pPr>
+      <w:r>
+        <w:rPr>
+          <w:lang w:val="en-US"/>
+        </w:rPr>
+        <w:t xml:space="preserve">Stack implementation using </w:t>
+      </w:r>
+    </w:p>
+    <w:p>
+      <w:pPr>
+        <w:pStyle w:val="ListParagraph"/>
+        <w:numPr>
+          <w:ilvl w:val="0"/>
+          <w:numId w:val="7"/>
+        </w:numPr>
+        <w:rPr>
+          <w:lang w:val="en-US"/>
+        </w:rPr>
+      </w:pPr>
+      <w:r>
+        <w:rPr>
+          <w:lang w:val="en-US"/>
+        </w:rPr>
+        <w:t xml:space="preserve">Array </w:t>
+      </w:r>
+    </w:p>
+    <w:p>
+      <w:pPr>
+        <w:pStyle w:val="ListParagraph"/>
+        <w:numPr>
+          <w:ilvl w:val="0"/>
+          <w:numId w:val="7"/>
+        </w:numPr>
+        <w:rPr>
+          <w:lang w:val="en-US"/>
+        </w:rPr>
+      </w:pPr>
+      <w:r>
+        <w:rPr>
+          <w:lang w:val="en-US"/>
+        </w:rPr>
+        <w:t xml:space="preserve">Linked list </w:t>
+      </w:r>
+    </w:p>
+    <w:p>
+      <w:pPr>
+        <w:rPr>
+          <w:lang w:val="en-US"/>
+        </w:rPr>
+      </w:pPr>
+      <w:r>
+        <w:rPr>
+          <w:lang w:val="en-US"/>
+        </w:rPr>
+        <w:t xml:space="preserve">Real time examples of stack </w:t>
+      </w:r>
+      <w:proofErr w:type="spellStart"/>
+      <w:r>
+        <w:rPr>
+          <w:lang w:val="en-US"/>
+        </w:rPr>
+        <w:t>dsa</w:t>
+      </w:r>
+      <w:proofErr w:type="spellEnd"/>
+      <w:r>
+        <w:rPr>
+          <w:lang w:val="en-US"/>
+        </w:rPr>
+        <w:t xml:space="preserve"> </w:t>
+      </w:r>
+    </w:p>
+    <w:p>
+      <w:pPr>
+        <w:pStyle w:val="ListParagraph"/>
+        <w:numPr>
+          <w:ilvl w:val="0"/>
+          <w:numId w:val="8"/>
+        </w:numPr>
+        <w:rPr>
+          <w:lang w:val="en-US"/>
+        </w:rPr>
+      </w:pPr>
+      <w:r>
+        <w:rPr>
+          <w:lang w:val="en-US"/>
+        </w:rPr>
+        <w:t xml:space="preserve">Browser history </w:t>
+      </w:r>
+    </w:p>
+    <w:p>
+      <w:pPr>
+        <w:pStyle w:val="ListParagraph"/>
+        <w:numPr>
+          <w:ilvl w:val="0"/>
+          <w:numId w:val="8"/>
+        </w:numPr>
+        <w:rPr>
+          <w:lang w:val="en-US"/>
+        </w:rPr>
+      </w:pPr>
+      <w:r>
+        <w:rPr>
+          <w:lang w:val="en-US"/>
+        </w:rPr>
+        <w:t xml:space="preserve">Function call or method call internally use stack DSA. </w:t>
+      </w:r>
+    </w:p>
+    <w:p>
+      <w:pPr>
+        <w:pStyle w:val="ListParagraph"/>
+        <w:numPr>
+          <w:ilvl w:val="0"/>
+          <w:numId w:val="8"/>
+        </w:numPr>
+        <w:rPr>
+          <w:lang w:val="en-US"/>
+        </w:rPr>
+      </w:pPr>
+      <w:r>
+        <w:rPr>
+          <w:lang w:val="en-US"/>
+        </w:rPr>
+        <w:t xml:space="preserve">Expression evaluation like pre-fix to in-fix to post-fix. </w:t>
+      </w:r>
+    </w:p>
+    <w:p>
+      <w:pPr>
+        <w:rPr>
+          <w:lang w:val="en-US"/>
+        </w:rPr>
+      </w:pPr>
+    </w:p>
+    <w:p>
+      <w:pPr>
+        <w:rPr>
+          <w:lang w:val="en-US"/>
+        </w:rPr>
+      </w:pPr>
+    </w:p>
+    <w:p>
+      <w:pPr>
+        <w:rPr>
+          <w:lang w:val="en-US"/>
+        </w:rPr>
+      </w:pPr>
+      <w:proofErr w:type="gramStart"/>
+      <w:r>
+        <w:rPr>
+          <w:lang w:val="en-US"/>
+        </w:rPr>
+        <w:t>Queue :</w:t>
+      </w:r>
+      <w:proofErr w:type="gramEnd"/>
+      <w:r>
+        <w:rPr>
+          <w:lang w:val="en-US"/>
+        </w:rPr>
+        <w:t xml:space="preserve"> Queue is a type of linear data structure </w:t>
+      </w:r>
+      <w:proofErr w:type="spellStart"/>
+      <w:proofErr w:type="gramStart"/>
+      <w:r>
+        <w:rPr>
+          <w:lang w:val="en-US"/>
+        </w:rPr>
+        <w:t>base</w:t>
+      </w:r>
+      <w:proofErr w:type="spellEnd"/>
+      <w:proofErr w:type="gramEnd"/>
+      <w:r>
+        <w:rPr>
+          <w:lang w:val="en-US"/>
+        </w:rPr>
+        <w:t xml:space="preserve"> upon the principle as First </w:t>
+      </w:r>
+      <w:proofErr w:type="gramStart"/>
+      <w:r>
+        <w:rPr>
+          <w:lang w:val="en-US"/>
+        </w:rPr>
+        <w:t>In</w:t>
+      </w:r>
+      <w:proofErr w:type="gramEnd"/>
+      <w:r>
+        <w:rPr>
+          <w:lang w:val="en-US"/>
+        </w:rPr>
+        <w:t xml:space="preserve"> First Out (FIFO) concept. </w:t>
+      </w:r>
+    </w:p>
+    <w:p>
+      <w:pPr>
+        <w:rPr>
+          <w:lang w:val="en-US"/>
+        </w:rPr>
+      </w:pPr>
+      <w:r>
+        <w:rPr>
+          <w:lang w:val="en-US"/>
+        </w:rPr>
+        <w:t xml:space="preserve">Operation on Queue </w:t>
+      </w:r>
+    </w:p>
+    <w:p>
+      <w:pPr>
+        <w:pStyle w:val="ListParagraph"/>
+        <w:numPr>
+          <w:ilvl w:val="0"/>
+          <w:numId w:val="9"/>
+        </w:numPr>
+        <w:rPr>
+          <w:lang w:val="en-US"/>
+        </w:rPr>
+      </w:pPr>
+      <w:proofErr w:type="gramStart"/>
+      <w:r>
+        <w:rPr>
+          <w:lang w:val="en-US"/>
+        </w:rPr>
+        <w:t>Enqueue :</w:t>
+      </w:r>
+      <w:proofErr w:type="gramEnd"/>
+      <w:r>
+        <w:rPr>
+          <w:lang w:val="en-US"/>
+        </w:rPr>
+        <w:t xml:space="preserve"> add the elements from one end (rear)</w:t>
+      </w:r>
+    </w:p>
+    <w:p>
+      <w:pPr>
+        <w:pStyle w:val="ListParagraph"/>
+        <w:numPr>
+          <w:ilvl w:val="0"/>
+          <w:numId w:val="9"/>
+        </w:numPr>
+        <w:rPr>
+          <w:lang w:val="en-US"/>
+        </w:rPr>
+      </w:pPr>
+      <w:proofErr w:type="gramStart"/>
+      <w:r>
+        <w:rPr>
+          <w:lang w:val="en-US"/>
+        </w:rPr>
+        <w:t>Dequeue :</w:t>
+      </w:r>
+      <w:proofErr w:type="gramEnd"/>
+      <w:r>
+        <w:rPr>
+          <w:lang w:val="en-US"/>
+        </w:rPr>
+        <w:t xml:space="preserve"> remove the element from another end (front)</w:t>
+      </w:r>
+    </w:p>
+    <w:p>
+      <w:pPr>
+        <w:pStyle w:val="ListParagraph"/>
+        <w:numPr>
+          <w:ilvl w:val="0"/>
+          <w:numId w:val="9"/>
+        </w:numPr>
+        <w:rPr>
+          <w:lang w:val="en-US"/>
+        </w:rPr>
+      </w:pPr>
+      <w:proofErr w:type="gramStart"/>
+      <w:r>
+        <w:rPr>
+          <w:lang w:val="en-US"/>
+        </w:rPr>
+        <w:t>Overflow :</w:t>
+      </w:r>
+      <w:proofErr w:type="gramEnd"/>
+      <w:r>
+        <w:rPr>
+          <w:lang w:val="en-US"/>
+        </w:rPr>
+        <w:t xml:space="preserve"> queue is full </w:t>
+      </w:r>
+    </w:p>
+    <w:p>
+      <w:pPr>
+        <w:pStyle w:val="ListParagraph"/>
+        <w:numPr>
+          <w:ilvl w:val="0"/>
+          <w:numId w:val="9"/>
+        </w:numPr>
+        <w:rPr>
+          <w:lang w:val="en-US"/>
+        </w:rPr>
+      </w:pPr>
+      <w:proofErr w:type="gramStart"/>
+      <w:r>
+        <w:rPr>
+          <w:lang w:val="en-US"/>
+        </w:rPr>
+        <w:t>Underflow :</w:t>
+      </w:r>
+      <w:proofErr w:type="gramEnd"/>
+      <w:r>
+        <w:rPr>
+          <w:lang w:val="en-US"/>
+        </w:rPr>
+        <w:t xml:space="preserve"> queue is empty </w:t>
+      </w:r>
+    </w:p>
+    <w:p>
+      <w:pPr>
+        <w:pStyle w:val="ListParagraph"/>
+        <w:numPr>
+          <w:ilvl w:val="0"/>
+          <w:numId w:val="9"/>
+        </w:numPr>
+        <w:rPr>
+          <w:lang w:val="en-US"/>
+        </w:rPr>
+      </w:pPr>
+      <w:proofErr w:type="gramStart"/>
+      <w:r>
+        <w:rPr>
+          <w:lang w:val="en-US"/>
+        </w:rPr>
+        <w:t>Size :</w:t>
+      </w:r>
+      <w:proofErr w:type="gramEnd"/>
+      <w:r>
+        <w:rPr>
+          <w:lang w:val="en-US"/>
+        </w:rPr>
+        <w:t xml:space="preserve"> check the size of the queue </w:t>
+      </w:r>
+    </w:p>
+    <w:p>
+      <w:pPr>
+        <w:pStyle w:val="ListParagraph"/>
+        <w:numPr>
+          <w:ilvl w:val="0"/>
+          <w:numId w:val="9"/>
+        </w:numPr>
+        <w:rPr>
+          <w:lang w:val="en-US"/>
+        </w:rPr>
+      </w:pPr>
+      <w:proofErr w:type="gramStart"/>
+      <w:r>
+        <w:rPr>
+          <w:lang w:val="en-US"/>
+        </w:rPr>
+        <w:t>Peek :</w:t>
+      </w:r>
+      <w:proofErr w:type="gramEnd"/>
+      <w:r>
+        <w:rPr>
+          <w:lang w:val="en-US"/>
+        </w:rPr>
+        <w:t xml:space="preserve"> check eligible data do Dequeue </w:t>
+      </w:r>
+      <w:proofErr w:type="gramStart"/>
+      <w:r>
+        <w:rPr>
+          <w:lang w:val="en-US"/>
+        </w:rPr>
+        <w:t>( remove</w:t>
+      </w:r>
+      <w:proofErr w:type="gramEnd"/>
+      <w:r>
+        <w:rPr>
+          <w:lang w:val="en-US"/>
+        </w:rPr>
+        <w:t xml:space="preserve"> from queue container). </w:t>
+      </w:r>
+    </w:p>
+    <w:p>
+      <w:pPr>
+        <w:rPr>
+          <w:lang w:val="en-US"/>
+        </w:rPr>
+      </w:pPr>
+      <w:r>
+        <w:rPr>
+          <w:lang w:val="en-US"/>
+        </w:rPr>
+        <w:t xml:space="preserve">Queue implementation </w:t>
+      </w:r>
+    </w:p>
+    <w:p>
+      <w:pPr>
+        <w:pStyle w:val="ListParagraph"/>
+        <w:numPr>
+          <w:ilvl w:val="0"/>
+          <w:numId w:val="10"/>
+        </w:numPr>
+        <w:rPr>
+          <w:lang w:val="en-US"/>
+        </w:rPr>
+      </w:pPr>
+      <w:r>
+        <w:rPr>
+          <w:lang w:val="en-US"/>
+        </w:rPr>
+        <w:t xml:space="preserve">Using array </w:t>
+      </w:r>
+    </w:p>
+    <w:p>
+      <w:pPr>
+        <w:pStyle w:val="ListParagraph"/>
+        <w:numPr>
+          <w:ilvl w:val="0"/>
+          <w:numId w:val="10"/>
+        </w:numPr>
+        <w:rPr>
+          <w:lang w:val="en-US"/>
+        </w:rPr>
+      </w:pPr>
+      <w:r>
+        <w:rPr>
+          <w:lang w:val="en-US"/>
+        </w:rPr>
+        <w:t xml:space="preserve">Using linked list </w:t>
+      </w:r>
+    </w:p>
+    <w:p>
+      <w:pPr>
+        <w:rPr>
+          <w:lang w:val="en-US"/>
+        </w:rPr>
+      </w:pPr>
+      <w:r>
+        <w:rPr>
+          <w:lang w:val="en-US"/>
+        </w:rPr>
+        <w:t xml:space="preserve">Real time examples </w:t>
+      </w:r>
+    </w:p>
+    <w:p>
+      <w:pPr>
+        <w:pStyle w:val="ListParagraph"/>
+        <w:numPr>
+          <w:ilvl w:val="0"/>
+          <w:numId w:val="11"/>
+        </w:numPr>
+        <w:rPr>
+          <w:lang w:val="en-US"/>
+        </w:rPr>
+      </w:pPr>
+      <w:r>
+        <w:rPr>
+          <w:lang w:val="en-US"/>
+        </w:rPr>
+        <w:lastRenderedPageBreak/>
+        <w:t xml:space="preserve">Scheduling task. </w:t>
+      </w:r>
+    </w:p>
+    <w:p>
+      <w:pPr>
+        <w:pStyle w:val="ListParagraph"/>
+        <w:numPr>
+          <w:ilvl w:val="0"/>
+          <w:numId w:val="11"/>
+        </w:numPr>
+        <w:rPr>
+          <w:lang w:val="en-US"/>
+        </w:rPr>
+      </w:pPr>
+      <w:r>
+        <w:rPr>
+          <w:lang w:val="en-US"/>
+        </w:rPr>
+        <w:t xml:space="preserve">Printing paper. </w:t>
+      </w:r>
+    </w:p>
+    <w:p>
+      <w:pPr>
+        <w:pStyle w:val="ListParagraph"/>
+        <w:numPr>
+          <w:ilvl w:val="0"/>
+          <w:numId w:val="11"/>
+        </w:numPr>
+        <w:rPr>
+          <w:lang w:val="en-US"/>
+        </w:rPr>
+      </w:pPr>
+      <w:r>
+        <w:rPr>
+          <w:lang w:val="en-US"/>
+        </w:rPr>
+        <w:t xml:space="preserve">First Come and First Serve </w:t>
+      </w:r>
+    </w:p>
+    <w:p>
+      <w:pPr>
+        <w:ind w:left="360"/>
+        <w:rPr>
+          <w:lang w:val="en-US"/>
+        </w:rPr>
+      </w:pPr>
+    </w:p>
+    <w:p>
+      <w:pPr>
+        <w:ind w:left="360"/>
+        <w:rPr>
+          <w:lang w:val="en-US"/>
+        </w:rPr>
+      </w:pPr>
+      <w:proofErr w:type="gramStart"/>
+      <w:r>
+        <w:rPr>
+          <w:lang w:val="en-US"/>
+        </w:rPr>
+        <w:t>MQ :</w:t>
+      </w:r>
+      <w:proofErr w:type="gramEnd"/>
+      <w:r>
+        <w:rPr>
+          <w:lang w:val="en-US"/>
+        </w:rPr>
+        <w:t xml:space="preserve"> Message Queue </w:t>
+      </w:r>
+    </w:p>
+    <w:p>
+      <w:pPr>
+        <w:ind w:left="360"/>
+        <w:rPr>
+          <w:lang w:val="en-US"/>
+        </w:rPr>
+      </w:pPr>
+      <w:r>
+        <w:rPr>
+          <w:lang w:val="en-US"/>
+        </w:rPr>
+        <w:t xml:space="preserve">Apache Kafka, Rabit MQ, JMS etc. </w:t>
+      </w:r>
+    </w:p>
+    <w:p>
+      <w:pPr>
+        <w:pStyle w:val="ListParagraph"/>
+        <w:rPr>
+          <w:lang w:val="en-US"/>
+        </w:rPr>
+      </w:pPr>
+    </w:p>
+    <w:p>
+      <w:pPr>
+        <w:rPr>
+          <w:lang w:val="en-US"/>
+        </w:rPr>
+      </w:pPr>
+      <w:r>
+        <w:rPr>
+          <w:lang w:val="en-US"/>
+        </w:rPr>
+        <w:t xml:space="preserve">Types of </w:t>
+      </w:r>
+      <w:proofErr w:type="gramStart"/>
+      <w:r>
+        <w:rPr>
+          <w:lang w:val="en-US"/>
+        </w:rPr>
+        <w:t>Queue</w:t>
+      </w:r>
+      <w:proofErr w:type="gramEnd"/>
+      <w:r>
+        <w:rPr>
+          <w:lang w:val="en-US"/>
+        </w:rPr>
+        <w:t xml:space="preserve"> </w:t>
+      </w:r>
+    </w:p>
+    <w:p>
+      <w:pPr>
+        <w:pStyle w:val="ListParagraph"/>
+        <w:numPr>
+          <w:ilvl w:val="0"/>
+          <w:numId w:val="12"/>
+        </w:numPr>
+        <w:rPr>
+          <w:lang w:val="en-US"/>
+        </w:rPr>
+      </w:pPr>
+      <w:r>
+        <w:rPr>
+          <w:lang w:val="en-US"/>
+        </w:rPr>
+        <w:t xml:space="preserve">Simple queue </w:t>
+      </w:r>
+    </w:p>
+    <w:p>
+      <w:pPr>
+        <w:pStyle w:val="ListParagraph"/>
+        <w:numPr>
+          <w:ilvl w:val="0"/>
+          <w:numId w:val="12"/>
+        </w:numPr>
+        <w:rPr>
+          <w:lang w:val="en-US"/>
+        </w:rPr>
+      </w:pPr>
+      <w:r>
+        <w:rPr>
+          <w:lang w:val="en-US"/>
+        </w:rPr>
+        <w:t xml:space="preserve">Circular queue </w:t>
+      </w:r>
+    </w:p>
+    <w:p>
+      <w:pPr>
+        <w:pStyle w:val="ListParagraph"/>
+        <w:numPr>
+          <w:ilvl w:val="0"/>
+          <w:numId w:val="12"/>
+        </w:numPr>
+        <w:rPr>
+          <w:lang w:val="en-US"/>
+        </w:rPr>
+      </w:pPr>
+      <w:proofErr w:type="gramStart"/>
+      <w:r>
+        <w:rPr>
+          <w:lang w:val="en-US"/>
+        </w:rPr>
+        <w:t>Dequeue :</w:t>
+      </w:r>
+      <w:proofErr w:type="gramEnd"/>
+      <w:r>
+        <w:rPr>
+          <w:lang w:val="en-US"/>
+        </w:rPr>
+        <w:t xml:space="preserve"> add and remove from </w:t>
+      </w:r>
+      <w:proofErr w:type="gramStart"/>
+      <w:r>
+        <w:rPr>
+          <w:lang w:val="en-US"/>
+        </w:rPr>
+        <w:t>the both</w:t>
+      </w:r>
+      <w:proofErr w:type="gramEnd"/>
+      <w:r>
+        <w:rPr>
+          <w:lang w:val="en-US"/>
+        </w:rPr>
+        <w:t xml:space="preserve"> the size (combination of simple queue and stack).</w:t>
+      </w:r>
+    </w:p>
+    <w:p>
+      <w:pPr>
+        <w:pStyle w:val="ListParagraph"/>
+        <w:numPr>
+          <w:ilvl w:val="0"/>
+          <w:numId w:val="12"/>
+        </w:numPr>
+        <w:rPr>
+          <w:lang w:val="en-US"/>
+        </w:rPr>
+      </w:pPr>
+      <w:r>
+        <w:rPr>
+          <w:lang w:val="en-US"/>
+        </w:rPr>
+        <w:t xml:space="preserve">Priority </w:t>
+      </w:r>
+      <w:proofErr w:type="gramStart"/>
+      <w:r>
+        <w:rPr>
+          <w:lang w:val="en-US"/>
+        </w:rPr>
+        <w:t>queue :</w:t>
+      </w:r>
+      <w:proofErr w:type="gramEnd"/>
+      <w:r>
+        <w:rPr>
+          <w:lang w:val="en-US"/>
+        </w:rPr>
+        <w:t xml:space="preserve"> First </w:t>
+      </w:r>
+      <w:proofErr w:type="gramStart"/>
+      <w:r>
+        <w:rPr>
+          <w:lang w:val="en-US"/>
+        </w:rPr>
+        <w:t>In</w:t>
+      </w:r>
+      <w:proofErr w:type="gramEnd"/>
+      <w:r>
+        <w:rPr>
+          <w:lang w:val="en-US"/>
+        </w:rPr>
+        <w:t xml:space="preserve"> First Out </w:t>
+      </w:r>
+      <w:proofErr w:type="gramStart"/>
+      <w:r>
+        <w:rPr>
+          <w:lang w:val="en-US"/>
+        </w:rPr>
+        <w:t>base</w:t>
+      </w:r>
+      <w:proofErr w:type="gramEnd"/>
+      <w:r>
+        <w:rPr>
+          <w:lang w:val="en-US"/>
+        </w:rPr>
+        <w:t xml:space="preserve"> upon priority. </w:t>
+      </w:r>
+    </w:p>
+    <w:p>
+      <w:pPr>
+        <w:pStyle w:val="ListParagraph"/>
+        <w:rPr>
+          <w:lang w:val="en-US"/>
+        </w:rPr>
+      </w:pPr>
+    </w:p>
+    <w:p>
+      <w:pPr>
+        <w:pStyle w:val="ListParagraph"/>
         <w:rPr>
           <w:lang w:val="en-US"/>
         </w:rPr>
@@ -1777,6 +3030,184 @@
     </w:lvl>
   </w:abstractNum>
   <w:abstractNum w:abstractNumId="2" w15:restartNumberingAfterBreak="0">
+    <w:nsid w:val="0FCF2EB0"/>
+    <w:multiLevelType w:val="hybridMultilevel"/>
+    <w:tmpl w:val="4926CED8"/>
+    <w:lvl w:ilvl="0" w:tplc="4009000F">
+      <w:start w:val="1"/>
+      <w:numFmt w:val="decimal"/>
+      <w:lvlText w:val="%1."/>
+      <w:lvlJc w:val="left"/>
+      <w:pPr>
+        <w:ind w:left="720" w:hanging="360"/>
+      </w:pPr>
+      <w:rPr>
+        <w:rFonts w:hint="default"/>
+      </w:rPr>
+    </w:lvl>
+    <w:lvl w:ilvl="1" w:tplc="40090019" w:tentative="1">
+      <w:start w:val="1"/>
+      <w:numFmt w:val="lowerLetter"/>
+      <w:lvlText w:val="%2."/>
+      <w:lvlJc w:val="left"/>
+      <w:pPr>
+        <w:ind w:left="1440" w:hanging="360"/>
+      </w:pPr>
+    </w:lvl>
+    <w:lvl w:ilvl="2" w:tplc="4009001B" w:tentative="1">
+      <w:start w:val="1"/>
+      <w:numFmt w:val="lowerRoman"/>
+      <w:lvlText w:val="%3."/>
+      <w:lvlJc w:val="right"/>
+      <w:pPr>
+        <w:ind w:left="2160" w:hanging="180"/>
+      </w:pPr>
+    </w:lvl>
+    <w:lvl w:ilvl="3" w:tplc="4009000F" w:tentative="1">
+      <w:start w:val="1"/>
+      <w:numFmt w:val="decimal"/>
+      <w:lvlText w:val="%4."/>
+      <w:lvlJc w:val="left"/>
+      <w:pPr>
+        <w:ind w:left="2880" w:hanging="360"/>
+      </w:pPr>
+    </w:lvl>
+    <w:lvl w:ilvl="4" w:tplc="40090019" w:tentative="1">
+      <w:start w:val="1"/>
+      <w:numFmt w:val="lowerLetter"/>
+      <w:lvlText w:val="%5."/>
+      <w:lvlJc w:val="left"/>
+      <w:pPr>
+        <w:ind w:left="3600" w:hanging="360"/>
+      </w:pPr>
+    </w:lvl>
+    <w:lvl w:ilvl="5" w:tplc="4009001B" w:tentative="1">
+      <w:start w:val="1"/>
+      <w:numFmt w:val="lowerRoman"/>
+      <w:lvlText w:val="%6."/>
+      <w:lvlJc w:val="right"/>
+      <w:pPr>
+        <w:ind w:left="4320" w:hanging="180"/>
+      </w:pPr>
+    </w:lvl>
+    <w:lvl w:ilvl="6" w:tplc="4009000F" w:tentative="1">
+      <w:start w:val="1"/>
+      <w:numFmt w:val="decimal"/>
+      <w:lvlText w:val="%7."/>
+      <w:lvlJc w:val="left"/>
+      <w:pPr>
+        <w:ind w:left="5040" w:hanging="360"/>
+      </w:pPr>
+    </w:lvl>
+    <w:lvl w:ilvl="7" w:tplc="40090019" w:tentative="1">
+      <w:start w:val="1"/>
+      <w:numFmt w:val="lowerLetter"/>
+      <w:lvlText w:val="%8."/>
+      <w:lvlJc w:val="left"/>
+      <w:pPr>
+        <w:ind w:left="5760" w:hanging="360"/>
+      </w:pPr>
+    </w:lvl>
+    <w:lvl w:ilvl="8" w:tplc="4009001B" w:tentative="1">
+      <w:start w:val="1"/>
+      <w:numFmt w:val="lowerRoman"/>
+      <w:lvlText w:val="%9."/>
+      <w:lvlJc w:val="right"/>
+      <w:pPr>
+        <w:ind w:left="6480" w:hanging="180"/>
+      </w:pPr>
+    </w:lvl>
+  </w:abstractNum>
+  <w:abstractNum w:abstractNumId="3" w15:restartNumberingAfterBreak="0">
+    <w:nsid w:val="1461718C"/>
+    <w:multiLevelType w:val="hybridMultilevel"/>
+    <w:tmpl w:val="7A848976"/>
+    <w:lvl w:ilvl="0" w:tplc="4009000F">
+      <w:start w:val="1"/>
+      <w:numFmt w:val="decimal"/>
+      <w:lvlText w:val="%1."/>
+      <w:lvlJc w:val="left"/>
+      <w:pPr>
+        <w:ind w:left="720" w:hanging="360"/>
+      </w:pPr>
+      <w:rPr>
+        <w:rFonts w:hint="default"/>
+      </w:rPr>
+    </w:lvl>
+    <w:lvl w:ilvl="1" w:tplc="40090019" w:tentative="1">
+      <w:start w:val="1"/>
+      <w:numFmt w:val="lowerLetter"/>
+      <w:lvlText w:val="%2."/>
+      <w:lvlJc w:val="left"/>
+      <w:pPr>
+        <w:ind w:left="1440" w:hanging="360"/>
+      </w:pPr>
+    </w:lvl>
+    <w:lvl w:ilvl="2" w:tplc="4009001B" w:tentative="1">
+      <w:start w:val="1"/>
+      <w:numFmt w:val="lowerRoman"/>
+      <w:lvlText w:val="%3."/>
+      <w:lvlJc w:val="right"/>
+      <w:pPr>
+        <w:ind w:left="2160" w:hanging="180"/>
+      </w:pPr>
+    </w:lvl>
+    <w:lvl w:ilvl="3" w:tplc="4009000F" w:tentative="1">
+      <w:start w:val="1"/>
+      <w:numFmt w:val="decimal"/>
+      <w:lvlText w:val="%4."/>
+      <w:lvlJc w:val="left"/>
+      <w:pPr>
+        <w:ind w:left="2880" w:hanging="360"/>
+      </w:pPr>
+    </w:lvl>
+    <w:lvl w:ilvl="4" w:tplc="40090019" w:tentative="1">
+      <w:start w:val="1"/>
+      <w:numFmt w:val="lowerLetter"/>
+      <w:lvlText w:val="%5."/>
+      <w:lvlJc w:val="left"/>
+      <w:pPr>
+        <w:ind w:left="3600" w:hanging="360"/>
+      </w:pPr>
+    </w:lvl>
+    <w:lvl w:ilvl="5" w:tplc="4009001B" w:tentative="1">
+      <w:start w:val="1"/>
+      <w:numFmt w:val="lowerRoman"/>
+      <w:lvlText w:val="%6."/>
+      <w:lvlJc w:val="right"/>
+      <w:pPr>
+        <w:ind w:left="4320" w:hanging="180"/>
+      </w:pPr>
+    </w:lvl>
+    <w:lvl w:ilvl="6" w:tplc="4009000F" w:tentative="1">
+      <w:start w:val="1"/>
+      <w:numFmt w:val="decimal"/>
+      <w:lvlText w:val="%7."/>
+      <w:lvlJc w:val="left"/>
+      <w:pPr>
+        <w:ind w:left="5040" w:hanging="360"/>
+      </w:pPr>
+    </w:lvl>
+    <w:lvl w:ilvl="7" w:tplc="40090019" w:tentative="1">
+      <w:start w:val="1"/>
+      <w:numFmt w:val="lowerLetter"/>
+      <w:lvlText w:val="%8."/>
+      <w:lvlJc w:val="left"/>
+      <w:pPr>
+        <w:ind w:left="5760" w:hanging="360"/>
+      </w:pPr>
+    </w:lvl>
+    <w:lvl w:ilvl="8" w:tplc="4009001B" w:tentative="1">
+      <w:start w:val="1"/>
+      <w:numFmt w:val="lowerRoman"/>
+      <w:lvlText w:val="%9."/>
+      <w:lvlJc w:val="right"/>
+      <w:pPr>
+        <w:ind w:left="6480" w:hanging="180"/>
+      </w:pPr>
+    </w:lvl>
+  </w:abstractNum>
+  <w:abstractNum w:abstractNumId="4" w15:restartNumberingAfterBreak="0">
     <w:nsid w:val="43426F06"/>
     <w:multiLevelType w:val="hybridMultilevel"/>
     <w:tmpl w:val="CC0C7C9A"/>
@@ -1865,7 +3296,7 @@
       </w:pPr>
     </w:lvl>
   </w:abstractNum>
-  <w:abstractNum w:abstractNumId="3" w15:restartNumberingAfterBreak="0">
+  <w:abstractNum w:abstractNumId="5" w15:restartNumberingAfterBreak="0">
     <w:nsid w:val="437A6165"/>
     <w:multiLevelType w:val="hybridMultilevel"/>
     <w:tmpl w:val="DCA44022"/>
@@ -1954,7 +3385,96 @@
       </w:pPr>
     </w:lvl>
   </w:abstractNum>
-  <w:abstractNum w:abstractNumId="4" w15:restartNumberingAfterBreak="0">
+  <w:abstractNum w:abstractNumId="6" w15:restartNumberingAfterBreak="0">
+    <w:nsid w:val="482E4FC1"/>
+    <w:multiLevelType w:val="hybridMultilevel"/>
+    <w:tmpl w:val="53F2FEBE"/>
+    <w:lvl w:ilvl="0" w:tplc="4009000F">
+      <w:start w:val="1"/>
+      <w:numFmt w:val="decimal"/>
+      <w:lvlText w:val="%1."/>
+      <w:lvlJc w:val="left"/>
+      <w:pPr>
+        <w:ind w:left="720" w:hanging="360"/>
+      </w:pPr>
+      <w:rPr>
+        <w:rFonts w:hint="default"/>
+      </w:rPr>
+    </w:lvl>
+    <w:lvl w:ilvl="1" w:tplc="40090019" w:tentative="1">
+      <w:start w:val="1"/>
+      <w:numFmt w:val="lowerLetter"/>
+      <w:lvlText w:val="%2."/>
+      <w:lvlJc w:val="left"/>
+      <w:pPr>
+        <w:ind w:left="1440" w:hanging="360"/>
+      </w:pPr>
+    </w:lvl>
+    <w:lvl w:ilvl="2" w:tplc="4009001B" w:tentative="1">
+      <w:start w:val="1"/>
+      <w:numFmt w:val="lowerRoman"/>
+      <w:lvlText w:val="%3."/>
+      <w:lvlJc w:val="right"/>
+      <w:pPr>
+        <w:ind w:left="2160" w:hanging="180"/>
+      </w:pPr>
+    </w:lvl>
+    <w:lvl w:ilvl="3" w:tplc="4009000F" w:tentative="1">
+      <w:start w:val="1"/>
+      <w:numFmt w:val="decimal"/>
+      <w:lvlText w:val="%4."/>
+      <w:lvlJc w:val="left"/>
+      <w:pPr>
+        <w:ind w:left="2880" w:hanging="360"/>
+      </w:pPr>
+    </w:lvl>
+    <w:lvl w:ilvl="4" w:tplc="40090019" w:tentative="1">
+      <w:start w:val="1"/>
+      <w:numFmt w:val="lowerLetter"/>
+      <w:lvlText w:val="%5."/>
+      <w:lvlJc w:val="left"/>
+      <w:pPr>
+        <w:ind w:left="3600" w:hanging="360"/>
+      </w:pPr>
+    </w:lvl>
+    <w:lvl w:ilvl="5" w:tplc="4009001B" w:tentative="1">
+      <w:start w:val="1"/>
+      <w:numFmt w:val="lowerRoman"/>
+      <w:lvlText w:val="%6."/>
+      <w:lvlJc w:val="right"/>
+      <w:pPr>
+        <w:ind w:left="4320" w:hanging="180"/>
+      </w:pPr>
+    </w:lvl>
+    <w:lvl w:ilvl="6" w:tplc="4009000F" w:tentative="1">
+      <w:start w:val="1"/>
+      <w:numFmt w:val="decimal"/>
+      <w:lvlText w:val="%7."/>
+      <w:lvlJc w:val="left"/>
+      <w:pPr>
+        <w:ind w:left="5040" w:hanging="360"/>
+      </w:pPr>
+    </w:lvl>
+    <w:lvl w:ilvl="7" w:tplc="40090019" w:tentative="1">
+      <w:start w:val="1"/>
+      <w:numFmt w:val="lowerLetter"/>
+      <w:lvlText w:val="%8."/>
+      <w:lvlJc w:val="left"/>
+      <w:pPr>
+        <w:ind w:left="5760" w:hanging="360"/>
+      </w:pPr>
+    </w:lvl>
+    <w:lvl w:ilvl="8" w:tplc="4009001B" w:tentative="1">
+      <w:start w:val="1"/>
+      <w:numFmt w:val="lowerRoman"/>
+      <w:lvlText w:val="%9."/>
+      <w:lvlJc w:val="right"/>
+      <w:pPr>
+        <w:ind w:left="6480" w:hanging="180"/>
+      </w:pPr>
+    </w:lvl>
+  </w:abstractNum>
+  <w:abstractNum w:abstractNumId="7" w15:restartNumberingAfterBreak="0">
     <w:nsid w:val="497310B0"/>
     <w:multiLevelType w:val="hybridMultilevel"/>
     <w:tmpl w:val="D91A683E"/>
@@ -2043,7 +3563,185 @@
       </w:pPr>
     </w:lvl>
   </w:abstractNum>
-  <w:abstractNum w:abstractNumId="5" w15:restartNumberingAfterBreak="0">
+  <w:abstractNum w:abstractNumId="8" w15:restartNumberingAfterBreak="0">
+    <w:nsid w:val="52D86C47"/>
+    <w:multiLevelType w:val="hybridMultilevel"/>
+    <w:tmpl w:val="D472C5AA"/>
+    <w:lvl w:ilvl="0" w:tplc="4009000F">
+      <w:start w:val="1"/>
+      <w:numFmt w:val="decimal"/>
+      <w:lvlText w:val="%1."/>
+      <w:lvlJc w:val="left"/>
+      <w:pPr>
+        <w:ind w:left="720" w:hanging="360"/>
+      </w:pPr>
+      <w:rPr>
+        <w:rFonts w:hint="default"/>
+      </w:rPr>
+    </w:lvl>
+    <w:lvl w:ilvl="1" w:tplc="40090019" w:tentative="1">
+      <w:start w:val="1"/>
+      <w:numFmt w:val="lowerLetter"/>
+      <w:lvlText w:val="%2."/>
+      <w:lvlJc w:val="left"/>
+      <w:pPr>
+        <w:ind w:left="1440" w:hanging="360"/>
+      </w:pPr>
+    </w:lvl>
+    <w:lvl w:ilvl="2" w:tplc="4009001B" w:tentative="1">
+      <w:start w:val="1"/>
+      <w:numFmt w:val="lowerRoman"/>
+      <w:lvlText w:val="%3."/>
+      <w:lvlJc w:val="right"/>
+      <w:pPr>
+        <w:ind w:left="2160" w:hanging="180"/>
+      </w:pPr>
+    </w:lvl>
+    <w:lvl w:ilvl="3" w:tplc="4009000F" w:tentative="1">
+      <w:start w:val="1"/>
+      <w:numFmt w:val="decimal"/>
+      <w:lvlText w:val="%4."/>
+      <w:lvlJc w:val="left"/>
+      <w:pPr>
+        <w:ind w:left="2880" w:hanging="360"/>
+      </w:pPr>
+    </w:lvl>
+    <w:lvl w:ilvl="4" w:tplc="40090019" w:tentative="1">
+      <w:start w:val="1"/>
+      <w:numFmt w:val="lowerLetter"/>
+      <w:lvlText w:val="%5."/>
+      <w:lvlJc w:val="left"/>
+      <w:pPr>
+        <w:ind w:left="3600" w:hanging="360"/>
+      </w:pPr>
+    </w:lvl>
+    <w:lvl w:ilvl="5" w:tplc="4009001B" w:tentative="1">
+      <w:start w:val="1"/>
+      <w:numFmt w:val="lowerRoman"/>
+      <w:lvlText w:val="%6."/>
+      <w:lvlJc w:val="right"/>
+      <w:pPr>
+        <w:ind w:left="4320" w:hanging="180"/>
+      </w:pPr>
+    </w:lvl>
+    <w:lvl w:ilvl="6" w:tplc="4009000F" w:tentative="1">
+      <w:start w:val="1"/>
+      <w:numFmt w:val="decimal"/>
+      <w:lvlText w:val="%7."/>
+      <w:lvlJc w:val="left"/>
+      <w:pPr>
+        <w:ind w:left="5040" w:hanging="360"/>
+      </w:pPr>
+    </w:lvl>
+    <w:lvl w:ilvl="7" w:tplc="40090019" w:tentative="1">
+      <w:start w:val="1"/>
+      <w:numFmt w:val="lowerLetter"/>
+      <w:lvlText w:val="%8."/>
+      <w:lvlJc w:val="left"/>
+      <w:pPr>
+        <w:ind w:left="5760" w:hanging="360"/>
+      </w:pPr>
+    </w:lvl>
+    <w:lvl w:ilvl="8" w:tplc="4009001B" w:tentative="1">
+      <w:start w:val="1"/>
+      <w:numFmt w:val="lowerRoman"/>
+      <w:lvlText w:val="%9."/>
+      <w:lvlJc w:val="right"/>
+      <w:pPr>
+        <w:ind w:left="6480" w:hanging="180"/>
+      </w:pPr>
+    </w:lvl>
+  </w:abstractNum>
+  <w:abstractNum w:abstractNumId="9" w15:restartNumberingAfterBreak="0">
+    <w:nsid w:val="64F554D1"/>
+    <w:multiLevelType w:val="hybridMultilevel"/>
+    <w:tmpl w:val="21D2E9C8"/>
+    <w:lvl w:ilvl="0" w:tplc="4009000F">
+      <w:start w:val="1"/>
+      <w:numFmt w:val="decimal"/>
+      <w:lvlText w:val="%1."/>
+      <w:lvlJc w:val="left"/>
+      <w:pPr>
+        <w:ind w:left="720" w:hanging="360"/>
+      </w:pPr>
+      <w:rPr>
+        <w:rFonts w:hint="default"/>
+      </w:rPr>
+    </w:lvl>
+    <w:lvl w:ilvl="1" w:tplc="40090019" w:tentative="1">
+      <w:start w:val="1"/>
+      <w:numFmt w:val="lowerLetter"/>
+      <w:lvlText w:val="%2."/>
+      <w:lvlJc w:val="left"/>
+      <w:pPr>
+        <w:ind w:left="1440" w:hanging="360"/>
+      </w:pPr>
+    </w:lvl>
+    <w:lvl w:ilvl="2" w:tplc="4009001B" w:tentative="1">
+      <w:start w:val="1"/>
+      <w:numFmt w:val="lowerRoman"/>
+      <w:lvlText w:val="%3."/>
+      <w:lvlJc w:val="right"/>
+      <w:pPr>
+        <w:ind w:left="2160" w:hanging="180"/>
+      </w:pPr>
+    </w:lvl>
+    <w:lvl w:ilvl="3" w:tplc="4009000F" w:tentative="1">
+      <w:start w:val="1"/>
+      <w:numFmt w:val="decimal"/>
+      <w:lvlText w:val="%4."/>
+      <w:lvlJc w:val="left"/>
+      <w:pPr>
+        <w:ind w:left="2880" w:hanging="360"/>
+      </w:pPr>
+    </w:lvl>
+    <w:lvl w:ilvl="4" w:tplc="40090019" w:tentative="1">
+      <w:start w:val="1"/>
+      <w:numFmt w:val="lowerLetter"/>
+      <w:lvlText w:val="%5."/>
+      <w:lvlJc w:val="left"/>
+      <w:pPr>
+        <w:ind w:left="3600" w:hanging="360"/>
+      </w:pPr>
+    </w:lvl>
+    <w:lvl w:ilvl="5" w:tplc="4009001B" w:tentative="1">
+      <w:start w:val="1"/>
+      <w:numFmt w:val="lowerRoman"/>
+      <w:lvlText w:val="%6."/>
+      <w:lvlJc w:val="right"/>
+      <w:pPr>
+        <w:ind w:left="4320" w:hanging="180"/>
+      </w:pPr>
+    </w:lvl>
+    <w:lvl w:ilvl="6" w:tplc="4009000F" w:tentative="1">
+      <w:start w:val="1"/>
+      <w:numFmt w:val="decimal"/>
+      <w:lvlText w:val="%7."/>
+      <w:lvlJc w:val="left"/>
+      <w:pPr>
+        <w:ind w:left="5040" w:hanging="360"/>
+      </w:pPr>
+    </w:lvl>
+    <w:lvl w:ilvl="7" w:tplc="40090019" w:tentative="1">
+      <w:start w:val="1"/>
+      <w:numFmt w:val="lowerLetter"/>
+      <w:lvlText w:val="%8."/>
+      <w:lvlJc w:val="left"/>
+      <w:pPr>
+        <w:ind w:left="5760" w:hanging="360"/>
+      </w:pPr>
+    </w:lvl>
+    <w:lvl w:ilvl="8" w:tplc="4009001B" w:tentative="1">
+      <w:start w:val="1"/>
+      <w:numFmt w:val="lowerRoman"/>
+      <w:lvlText w:val="%9."/>
+      <w:lvlJc w:val="right"/>
+      <w:pPr>
+        <w:ind w:left="6480" w:hanging="180"/>
+      </w:pPr>
+    </w:lvl>
+  </w:abstractNum>
+  <w:abstractNum w:abstractNumId="10" w15:restartNumberingAfterBreak="0">
     <w:nsid w:val="759A5921"/>
     <w:multiLevelType w:val="hybridMultilevel"/>
     <w:tmpl w:val="83561FD4"/>
@@ -2132,8 +3830,97 @@
       </w:pPr>
     </w:lvl>
   </w:abstractNum>
+  <w:abstractNum w:abstractNumId="11" w15:restartNumberingAfterBreak="0">
+    <w:nsid w:val="78360F67"/>
+    <w:multiLevelType w:val="hybridMultilevel"/>
+    <w:tmpl w:val="649AF27C"/>
+    <w:lvl w:ilvl="0" w:tplc="4009000F">
+      <w:start w:val="1"/>
+      <w:numFmt w:val="decimal"/>
+      <w:lvlText w:val="%1."/>
+      <w:lvlJc w:val="left"/>
+      <w:pPr>
+        <w:ind w:left="720" w:hanging="360"/>
+      </w:pPr>
+      <w:rPr>
+        <w:rFonts w:hint="default"/>
+      </w:rPr>
+    </w:lvl>
+    <w:lvl w:ilvl="1" w:tplc="40090019" w:tentative="1">
+      <w:start w:val="1"/>
+      <w:numFmt w:val="lowerLetter"/>
+      <w:lvlText w:val="%2."/>
+      <w:lvlJc w:val="left"/>
+      <w:pPr>
+        <w:ind w:left="1440" w:hanging="360"/>
+      </w:pPr>
+    </w:lvl>
+    <w:lvl w:ilvl="2" w:tplc="4009001B" w:tentative="1">
+      <w:start w:val="1"/>
+      <w:numFmt w:val="lowerRoman"/>
+      <w:lvlText w:val="%3."/>
+      <w:lvlJc w:val="right"/>
+      <w:pPr>
+        <w:ind w:left="2160" w:hanging="180"/>
+      </w:pPr>
+    </w:lvl>
+    <w:lvl w:ilvl="3" w:tplc="4009000F" w:tentative="1">
+      <w:start w:val="1"/>
+      <w:numFmt w:val="decimal"/>
+      <w:lvlText w:val="%4."/>
+      <w:lvlJc w:val="left"/>
+      <w:pPr>
+        <w:ind w:left="2880" w:hanging="360"/>
+      </w:pPr>
+    </w:lvl>
+    <w:lvl w:ilvl="4" w:tplc="40090019" w:tentative="1">
+      <w:start w:val="1"/>
+      <w:numFmt w:val="lowerLetter"/>
+      <w:lvlText w:val="%5."/>
+      <w:lvlJc w:val="left"/>
+      <w:pPr>
+        <w:ind w:left="3600" w:hanging="360"/>
+      </w:pPr>
+    </w:lvl>
+    <w:lvl w:ilvl="5" w:tplc="4009001B" w:tentative="1">
+      <w:start w:val="1"/>
+      <w:numFmt w:val="lowerRoman"/>
+      <w:lvlText w:val="%6."/>
+      <w:lvlJc w:val="right"/>
+      <w:pPr>
+        <w:ind w:left="4320" w:hanging="180"/>
+      </w:pPr>
+    </w:lvl>
+    <w:lvl w:ilvl="6" w:tplc="4009000F" w:tentative="1">
+      <w:start w:val="1"/>
+      <w:numFmt w:val="decimal"/>
+      <w:lvlText w:val="%7."/>
+      <w:lvlJc w:val="left"/>
+      <w:pPr>
+        <w:ind w:left="5040" w:hanging="360"/>
+      </w:pPr>
+    </w:lvl>
+    <w:lvl w:ilvl="7" w:tplc="40090019" w:tentative="1">
+      <w:start w:val="1"/>
+      <w:numFmt w:val="lowerLetter"/>
+      <w:lvlText w:val="%8."/>
+      <w:lvlJc w:val="left"/>
+      <w:pPr>
+        <w:ind w:left="5760" w:hanging="360"/>
+      </w:pPr>
+    </w:lvl>
+    <w:lvl w:ilvl="8" w:tplc="4009001B" w:tentative="1">
+      <w:start w:val="1"/>
+      <w:numFmt w:val="lowerRoman"/>
+      <w:lvlText w:val="%9."/>
+      <w:lvlJc w:val="right"/>
+      <w:pPr>
+        <w:ind w:left="6480" w:hanging="180"/>
+      </w:pPr>
+    </w:lvl>
+  </w:abstractNum>
   <w:num w:numId="1" w16cid:durableId="741368701">
-    <w:abstractNumId w:val="3"/>
+    <w:abstractNumId w:val="5"/>
   </w:num>
   <w:num w:numId="2" w16cid:durableId="168444059">
     <w:abstractNumId w:val="1"/>
@@ -2142,13 +3929,31 @@
     <w:abstractNumId w:val="0"/>
   </w:num>
   <w:num w:numId="4" w16cid:durableId="909192139">
-    <w:abstractNumId w:val="5"/>
+    <w:abstractNumId w:val="10"/>
   </w:num>
   <w:num w:numId="5" w16cid:durableId="2138138921">
-    <w:abstractNumId w:val="2"/>
+    <w:abstractNumId w:val="4"/>
   </w:num>
   <w:num w:numId="6" w16cid:durableId="835417144">
-    <w:abstractNumId w:val="4"/>
+    <w:abstractNumId w:val="7"/>
+  </w:num>
+  <w:num w:numId="7" w16cid:durableId="1438401665">
+    <w:abstractNumId w:val="3"/>
+  </w:num>
+  <w:num w:numId="8" w16cid:durableId="669718943">
+    <w:abstractNumId w:val="9"/>
+  </w:num>
+  <w:num w:numId="9" w16cid:durableId="1300186208">
+    <w:abstractNumId w:val="8"/>
+  </w:num>
+  <w:num w:numId="10" w16cid:durableId="323975530">
+    <w:abstractNumId w:val="6"/>
+  </w:num>
+  <w:num w:numId="11" w16cid:durableId="365720194">
+    <w:abstractNumId w:val="11"/>
+  </w:num>
+  <w:num w:numId="12" w16cid:durableId="1883907515">
+    <w:abstractNumId w:val="2"/>
   </w:num>
 </w:numbering>
 </file>
